--- a/RobustCrop_Paper.docx
+++ b/RobustCrop_Paper.docx
@@ -20,7 +20,6 @@
     </w:p>
     <w:p>
       <w:pPr>
-        <w:spacing w:after="80"/>
         <w:jc w:val="center"/>
       </w:pPr>
       <w:r>
@@ -33,12 +32,12 @@
     </w:p>
     <w:p>
       <w:pPr>
-        <w:spacing w:after="40"/>
         <w:jc w:val="center"/>
       </w:pPr>
       <w:r>
         <w:rPr>
           <w:rFonts w:ascii="Times New Roman" w:hAnsi="Times New Roman"/>
+          <w:i/>
           <w:sz w:val="20"/>
         </w:rPr>
         <w:t>¹ Research Scholar, Department of Computer Science, Kanya Gurukul Campus Dehradun</w:t>
@@ -46,12 +45,12 @@
     </w:p>
     <w:p>
       <w:pPr>
-        <w:spacing w:after="40"/>
         <w:jc w:val="center"/>
       </w:pPr>
       <w:r>
         <w:rPr>
           <w:rFonts w:ascii="Times New Roman" w:hAnsi="Times New Roman"/>
+          <w:i/>
           <w:sz w:val="20"/>
         </w:rPr>
         <w:t>² Professor, Department of Computer Science, Kanya Gurukul Campus Dehradun</w:t>
@@ -59,7 +58,6 @@
     </w:p>
     <w:p>
       <w:pPr>
-        <w:spacing w:after="240"/>
         <w:jc w:val="center"/>
       </w:pPr>
       <w:r>
@@ -865,7 +863,59 @@
     <w:p/>
     <w:p>
       <w:r>
-        <w:t>The secondary dataset comprises actual soil laboratory test results from Indian agricultural testing centres. Its natural class imbalance and real missing values provide a realistic test surface. The minority class (Low Fertility, 39 samples) represents a genuine challenge for classifiers — this is the setting where `class_weight='balanced'` matters most.</w:t>
+        <w:t>The secondary dataset comprises actual soil laboratory test results from Indian agricultural testing centres. Its natural class imbalance and real missing values provide a realistic test surface. The minority class (Low Fertility, 39 samples; Figure 5) represents a genuine challenge for classifiers — this is the setting where `class_weight='balanced'` matters most.</w:t>
+      </w:r>
+    </w:p>
+    <w:p>
+      <w:pPr>
+        <w:jc w:val="center"/>
+      </w:pPr>
+      <w:r>
+        <w:drawing>
+          <wp:inline xmlns:a="http://schemas.openxmlformats.org/drawingml/2006/main" xmlns:pic="http://schemas.openxmlformats.org/drawingml/2006/picture">
+            <wp:extent cx="5029200" cy="1557491"/>
+            <wp:docPr id="1" name="Picture 1"/>
+            <wp:cNvGraphicFramePr>
+              <a:graphicFrameLocks noChangeAspect="1"/>
+            </wp:cNvGraphicFramePr>
+            <a:graphic>
+              <a:graphicData uri="http://schemas.openxmlformats.org/drawingml/2006/picture">
+                <pic:pic>
+                  <pic:nvPicPr>
+                    <pic:cNvPr id="0" name="05_class_distributions.png"/>
+                    <pic:cNvPicPr/>
+                  </pic:nvPicPr>
+                  <pic:blipFill>
+                    <a:blip r:embed="rId9"/>
+                    <a:stretch>
+                      <a:fillRect/>
+                    </a:stretch>
+                  </pic:blipFill>
+                  <pic:spPr>
+                    <a:xfrm>
+                      <a:off x="0" y="0"/>
+                      <a:ext cx="5029200" cy="1557491"/>
+                    </a:xfrm>
+                    <a:prstGeom prst="rect"/>
+                  </pic:spPr>
+                </pic:pic>
+              </a:graphicData>
+            </a:graphic>
+          </wp:inline>
+        </w:drawing>
+      </w:r>
+    </w:p>
+    <w:p>
+      <w:pPr>
+        <w:jc w:val="center"/>
+      </w:pPr>
+      <w:r>
+        <w:rPr>
+          <w:rFonts w:ascii="Times New Roman" w:hAnsi="Times New Roman"/>
+          <w:b/>
+          <w:sz w:val="20"/>
+        </w:rPr>
+        <w:t>Figure 5: 05 Class Distributions</w:t>
       </w:r>
     </w:p>
     <w:p>
@@ -1422,7 +1472,7 @@
     </w:p>
     <w:p>
       <w:r>
-        <w:t xml:space="preserve">RobustCrop is a modular, leak-free ML pipeline for crop recommendation. The key design principle is that </w:t>
+        <w:t xml:space="preserve">RobustCrop is a modular, leak-free ML pipeline for crop recommendation, implemented using scikit-learn (Pedregosa et al., 2011). The key design principle is that </w:t>
       </w:r>
       <w:r>
         <w:rPr>
@@ -3083,7 +3133,59 @@
         <w:t>potassium (K)</w:t>
       </w:r>
       <w:r>
-        <w:t>. The dominance of climate features over soil nutrients suggests that macro-environmental conditions are the primary driver of crop suitability.</w:t>
+        <w:t xml:space="preserve"> (Figure 8). The dominance of climate features over soil nutrients suggests that macro-environmental conditions are the primary driver of crop suitability.</w:t>
+      </w:r>
+    </w:p>
+    <w:p>
+      <w:pPr>
+        <w:jc w:val="center"/>
+      </w:pPr>
+      <w:r>
+        <w:drawing>
+          <wp:inline xmlns:a="http://schemas.openxmlformats.org/drawingml/2006/main" xmlns:pic="http://schemas.openxmlformats.org/drawingml/2006/picture">
+            <wp:extent cx="5029200" cy="2987384"/>
+            <wp:docPr id="2" name="Picture 2"/>
+            <wp:cNvGraphicFramePr>
+              <a:graphicFrameLocks noChangeAspect="1"/>
+            </wp:cNvGraphicFramePr>
+            <a:graphic>
+              <a:graphicData uri="http://schemas.openxmlformats.org/drawingml/2006/picture">
+                <pic:pic>
+                  <pic:nvPicPr>
+                    <pic:cNvPr id="0" name="08_feature_selection.png"/>
+                    <pic:cNvPicPr/>
+                  </pic:nvPicPr>
+                  <pic:blipFill>
+                    <a:blip r:embed="rId10"/>
+                    <a:stretch>
+                      <a:fillRect/>
+                    </a:stretch>
+                  </pic:blipFill>
+                  <pic:spPr>
+                    <a:xfrm>
+                      <a:off x="0" y="0"/>
+                      <a:ext cx="5029200" cy="2987384"/>
+                    </a:xfrm>
+                    <a:prstGeom prst="rect"/>
+                  </pic:spPr>
+                </pic:pic>
+              </a:graphicData>
+            </a:graphic>
+          </wp:inline>
+        </w:drawing>
+      </w:r>
+    </w:p>
+    <w:p>
+      <w:pPr>
+        <w:jc w:val="center"/>
+      </w:pPr>
+      <w:r>
+        <w:rPr>
+          <w:rFonts w:ascii="Times New Roman" w:hAnsi="Times New Roman"/>
+          <w:b/>
+          <w:sz w:val="20"/>
+        </w:rPr>
+        <w:t>Figure 8: 08 Feature Selection</w:t>
       </w:r>
     </w:p>
     <w:p>
@@ -3703,7 +3805,59 @@
         <w:t>micronutrients (Zn, Mn, Fe, B)</w:t>
       </w:r>
       <w:r>
-        <w:t xml:space="preserve"> dominate — contrary to the primary dataset where macronutrients (N, P, K) are mid-ranked. This indicates that micronutrient profiles carry stronger discriminative signal for fertility classification, a finding that would be missed if only the semi-synthetic benchmark were used.</w:t>
+        <w:t xml:space="preserve"> dominate (Figure 9) — contrary to the primary dataset where macronutrients (N, P, K) are mid-ranked. This indicates that micronutrient profiles carry stronger discriminative signal for fertility classification, a finding that would be missed if only the semi-synthetic benchmark were used.</w:t>
+      </w:r>
+    </w:p>
+    <w:p>
+      <w:pPr>
+        <w:jc w:val="center"/>
+      </w:pPr>
+      <w:r>
+        <w:drawing>
+          <wp:inline xmlns:a="http://schemas.openxmlformats.org/drawingml/2006/main" xmlns:pic="http://schemas.openxmlformats.org/drawingml/2006/picture">
+            <wp:extent cx="5029200" cy="2987384"/>
+            <wp:docPr id="3" name="Picture 3"/>
+            <wp:cNvGraphicFramePr>
+              <a:graphicFrameLocks noChangeAspect="1"/>
+            </wp:cNvGraphicFramePr>
+            <a:graphic>
+              <a:graphicData uri="http://schemas.openxmlformats.org/drawingml/2006/picture">
+                <pic:pic>
+                  <pic:nvPicPr>
+                    <pic:cNvPr id="0" name="09_feature_selection_secondary.png"/>
+                    <pic:cNvPicPr/>
+                  </pic:nvPicPr>
+                  <pic:blipFill>
+                    <a:blip r:embed="rId11"/>
+                    <a:stretch>
+                      <a:fillRect/>
+                    </a:stretch>
+                  </pic:blipFill>
+                  <pic:spPr>
+                    <a:xfrm>
+                      <a:off x="0" y="0"/>
+                      <a:ext cx="5029200" cy="2987384"/>
+                    </a:xfrm>
+                    <a:prstGeom prst="rect"/>
+                  </pic:spPr>
+                </pic:pic>
+              </a:graphicData>
+            </a:graphic>
+          </wp:inline>
+        </w:drawing>
+      </w:r>
+    </w:p>
+    <w:p>
+      <w:pPr>
+        <w:jc w:val="center"/>
+      </w:pPr>
+      <w:r>
+        <w:rPr>
+          <w:rFonts w:ascii="Times New Roman" w:hAnsi="Times New Roman"/>
+          <w:b/>
+          <w:sz w:val="20"/>
+        </w:rPr>
+        <w:t>Figure 9: 09 Feature Selection Secondary</w:t>
       </w:r>
     </w:p>
     <w:p>
@@ -4867,7 +5021,7 @@
     </w:p>
     <w:p>
       <w:r>
-        <w:t xml:space="preserve">All classifiers exceed 97% accuracy, confirming the primary dataset's well-separated feature space. The proposed Random Forest achieves </w:t>
+        <w:t xml:space="preserve">All classifiers exceed 97% accuracy, confirming the primary dataset's well-separated feature space (Figure 10). The proposed Random Forest achieves </w:t>
       </w:r>
       <w:r>
         <w:rPr>
@@ -4877,6 +5031,58 @@
       </w:r>
       <w:r>
         <w:t xml:space="preserve"> with the lowest variance. GaussianNB is competitive (99.45%) with the best calibration (ECE=0.0069), but as Section 5.3 shows, this does not transfer to real-world data.</w:t>
+      </w:r>
+    </w:p>
+    <w:p>
+      <w:pPr>
+        <w:jc w:val="center"/>
+      </w:pPr>
+      <w:r>
+        <w:drawing>
+          <wp:inline xmlns:a="http://schemas.openxmlformats.org/drawingml/2006/main" xmlns:pic="http://schemas.openxmlformats.org/drawingml/2006/picture">
+            <wp:extent cx="5029200" cy="1993213"/>
+            <wp:docPr id="4" name="Picture 4"/>
+            <wp:cNvGraphicFramePr>
+              <a:graphicFrameLocks noChangeAspect="1"/>
+            </wp:cNvGraphicFramePr>
+            <a:graphic>
+              <a:graphicData uri="http://schemas.openxmlformats.org/drawingml/2006/picture">
+                <pic:pic>
+                  <pic:nvPicPr>
+                    <pic:cNvPr id="0" name="10_cv_comparison.png"/>
+                    <pic:cNvPicPr/>
+                  </pic:nvPicPr>
+                  <pic:blipFill>
+                    <a:blip r:embed="rId12"/>
+                    <a:stretch>
+                      <a:fillRect/>
+                    </a:stretch>
+                  </pic:blipFill>
+                  <pic:spPr>
+                    <a:xfrm>
+                      <a:off x="0" y="0"/>
+                      <a:ext cx="5029200" cy="1993213"/>
+                    </a:xfrm>
+                    <a:prstGeom prst="rect"/>
+                  </pic:spPr>
+                </pic:pic>
+              </a:graphicData>
+            </a:graphic>
+          </wp:inline>
+        </w:drawing>
+      </w:r>
+    </w:p>
+    <w:p>
+      <w:pPr>
+        <w:jc w:val="center"/>
+      </w:pPr>
+      <w:r>
+        <w:rPr>
+          <w:rFonts w:ascii="Times New Roman" w:hAnsi="Times New Roman"/>
+          <w:b/>
+          <w:sz w:val="20"/>
+        </w:rPr>
+        <w:t>Figure 10: 10 Cv Comparison</w:t>
       </w:r>
     </w:p>
     <w:p>
@@ -6976,7 +7182,59 @@
     </w:p>
     <w:p>
       <w:r>
-        <w:t>Performance degrades monotonically under sensor drift. The 7-day threshold shows moderate degradation (5.45pp loss), but the decline accelerates sharply: 30-day deployment loses 29.09pp and 90-day deployment loses 83.41pp. The compounding effect of directional drift across correlated sensors (N-P-K, humidity-rainfall) explains the non-linear collapse.</w:t>
+        <w:t>Performance degrades monotonically under sensor drift (Figure 12). The 7-day threshold shows moderate degradation (5.45pp loss), but the decline accelerates sharply: 30-day deployment loses 29.09pp and 90-day deployment loses 83.41pp. The compounding effect of directional drift across correlated sensors (N-P-K, humidity-rainfall) explains the non-linear collapse.</w:t>
+      </w:r>
+    </w:p>
+    <w:p>
+      <w:pPr>
+        <w:jc w:val="center"/>
+      </w:pPr>
+      <w:r>
+        <w:drawing>
+          <wp:inline xmlns:a="http://schemas.openxmlformats.org/drawingml/2006/main" xmlns:pic="http://schemas.openxmlformats.org/drawingml/2006/picture">
+            <wp:extent cx="5029200" cy="1665830"/>
+            <wp:docPr id="5" name="Picture 5"/>
+            <wp:cNvGraphicFramePr>
+              <a:graphicFrameLocks noChangeAspect="1"/>
+            </wp:cNvGraphicFramePr>
+            <a:graphic>
+              <a:graphicData uri="http://schemas.openxmlformats.org/drawingml/2006/picture">
+                <pic:pic>
+                  <pic:nvPicPr>
+                    <pic:cNvPr id="0" name="12_robustness.png"/>
+                    <pic:cNvPicPr/>
+                  </pic:nvPicPr>
+                  <pic:blipFill>
+                    <a:blip r:embed="rId13"/>
+                    <a:stretch>
+                      <a:fillRect/>
+                    </a:stretch>
+                  </pic:blipFill>
+                  <pic:spPr>
+                    <a:xfrm>
+                      <a:off x="0" y="0"/>
+                      <a:ext cx="5029200" cy="1665830"/>
+                    </a:xfrm>
+                    <a:prstGeom prst="rect"/>
+                  </pic:spPr>
+                </pic:pic>
+              </a:graphicData>
+            </a:graphic>
+          </wp:inline>
+        </w:drawing>
+      </w:r>
+    </w:p>
+    <w:p>
+      <w:pPr>
+        <w:jc w:val="center"/>
+      </w:pPr>
+      <w:r>
+        <w:rPr>
+          <w:rFonts w:ascii="Times New Roman" w:hAnsi="Times New Roman"/>
+          <w:b/>
+          <w:sz w:val="20"/>
+        </w:rPr>
+        <w:t>Figure 12: 12 Robustness</w:t>
       </w:r>
     </w:p>
     <w:p>
@@ -7010,7 +7268,59 @@
     </w:p>
     <w:p>
       <w:r>
-        <w:t>SHAP (SHapley Additive exPlanations) analysis (Lundberg and Lee, 2017) of the proposed Random Forest classifier provides both global feature importance and interaction insights.</w:t>
+        <w:t>SHAP (SHapley Additive exPlanations) analysis (Lundberg and Lee, 2017) of the proposed Random Forest classifier provides both global feature importance and interaction insights (Figure 11).</w:t>
+      </w:r>
+    </w:p>
+    <w:p>
+      <w:pPr>
+        <w:jc w:val="center"/>
+      </w:pPr>
+      <w:r>
+        <w:drawing>
+          <wp:inline xmlns:a="http://schemas.openxmlformats.org/drawingml/2006/main" xmlns:pic="http://schemas.openxmlformats.org/drawingml/2006/picture">
+            <wp:extent cx="5029200" cy="2968613"/>
+            <wp:docPr id="6" name="Picture 6"/>
+            <wp:cNvGraphicFramePr>
+              <a:graphicFrameLocks noChangeAspect="1"/>
+            </wp:cNvGraphicFramePr>
+            <a:graphic>
+              <a:graphicData uri="http://schemas.openxmlformats.org/drawingml/2006/picture">
+                <pic:pic>
+                  <pic:nvPicPr>
+                    <pic:cNvPr id="0" name="11_shap_RandomForest.png"/>
+                    <pic:cNvPicPr/>
+                  </pic:nvPicPr>
+                  <pic:blipFill>
+                    <a:blip r:embed="rId14"/>
+                    <a:stretch>
+                      <a:fillRect/>
+                    </a:stretch>
+                  </pic:blipFill>
+                  <pic:spPr>
+                    <a:xfrm>
+                      <a:off x="0" y="0"/>
+                      <a:ext cx="5029200" cy="2968613"/>
+                    </a:xfrm>
+                    <a:prstGeom prst="rect"/>
+                  </pic:spPr>
+                </pic:pic>
+              </a:graphicData>
+            </a:graphic>
+          </wp:inline>
+        </w:drawing>
+      </w:r>
+    </w:p>
+    <w:p>
+      <w:pPr>
+        <w:jc w:val="center"/>
+      </w:pPr>
+      <w:r>
+        <w:rPr>
+          <w:rFonts w:ascii="Times New Roman" w:hAnsi="Times New Roman"/>
+          <w:b/>
+          <w:sz w:val="20"/>
+        </w:rPr>
+        <w:t>Figure 11a: 11 Shap Randomforest</w:t>
       </w:r>
     </w:p>
     <w:p>
@@ -7553,7 +7863,59 @@
     </w:p>
     <w:p>
       <w:r>
-        <w:t>SHAP analysis of GaussianNB reveals that its competitive accuracy (99.45%) on the primary dataset arises from the well-separated feature space pushing posterior probabilities to near-0/1 extremes (mean max posterior = 0.993). While the classification *ranking* is correct (hence high accuracy), the probability *calibration* is poor. On the real secondary dataset, the lack of `class_weight` support and the conditional independence violation (P–K correlation = 0.736) cause failure (80.11%).</w:t>
+        <w:t>SHAP analysis of GaussianNB reveals that its competitive accuracy (99.45%) on the primary dataset arises from the well-separated feature space pushing posterior probabilities to near-0/1 extremes (mean max posterior = 0.993). While the classification *ranking* is correct (hence high accuracy), the probability *calibration* is poor (Figure 13). On the real secondary dataset, the lack of `class_weight` support and the conditional independence violation (P–K correlation = 0.736) cause failure (80.11%). SHAP feature importance for both classifiers is shown in Figure 11.</w:t>
+      </w:r>
+    </w:p>
+    <w:p>
+      <w:pPr>
+        <w:jc w:val="center"/>
+      </w:pPr>
+      <w:r>
+        <w:drawing>
+          <wp:inline xmlns:a="http://schemas.openxmlformats.org/drawingml/2006/main" xmlns:pic="http://schemas.openxmlformats.org/drawingml/2006/picture">
+            <wp:extent cx="5029200" cy="2968613"/>
+            <wp:docPr id="7" name="Picture 7"/>
+            <wp:cNvGraphicFramePr>
+              <a:graphicFrameLocks noChangeAspect="1"/>
+            </wp:cNvGraphicFramePr>
+            <a:graphic>
+              <a:graphicData uri="http://schemas.openxmlformats.org/drawingml/2006/picture">
+                <pic:pic>
+                  <pic:nvPicPr>
+                    <pic:cNvPr id="0" name="11_shap_GaussianNB.png"/>
+                    <pic:cNvPicPr/>
+                  </pic:nvPicPr>
+                  <pic:blipFill>
+                    <a:blip r:embed="rId15"/>
+                    <a:stretch>
+                      <a:fillRect/>
+                    </a:stretch>
+                  </pic:blipFill>
+                  <pic:spPr>
+                    <a:xfrm>
+                      <a:off x="0" y="0"/>
+                      <a:ext cx="5029200" cy="2968613"/>
+                    </a:xfrm>
+                    <a:prstGeom prst="rect"/>
+                  </pic:spPr>
+                </pic:pic>
+              </a:graphicData>
+            </a:graphic>
+          </wp:inline>
+        </w:drawing>
+      </w:r>
+    </w:p>
+    <w:p>
+      <w:pPr>
+        <w:jc w:val="center"/>
+      </w:pPr>
+      <w:r>
+        <w:rPr>
+          <w:rFonts w:ascii="Times New Roman" w:hAnsi="Times New Roman"/>
+          <w:b/>
+          <w:sz w:val="20"/>
+        </w:rPr>
+        <w:t>Figure 11b: 11 Shap Gaussiannb</w:t>
       </w:r>
     </w:p>
     <w:p>
@@ -8091,6 +8453,58 @@
     <w:p>
       <w:r>
         <w:t>Per-class F1 scores for all classifiers are provided in `results/tables/per_class_f1.csv`.</w:t>
+      </w:r>
+    </w:p>
+    <w:p>
+      <w:pPr>
+        <w:jc w:val="center"/>
+      </w:pPr>
+      <w:r>
+        <w:drawing>
+          <wp:inline xmlns:a="http://schemas.openxmlformats.org/drawingml/2006/main" xmlns:pic="http://schemas.openxmlformats.org/drawingml/2006/picture">
+            <wp:extent cx="5029200" cy="3885179"/>
+            <wp:docPr id="8" name="Picture 8"/>
+            <wp:cNvGraphicFramePr>
+              <a:graphicFrameLocks noChangeAspect="1"/>
+            </wp:cNvGraphicFramePr>
+            <a:graphic>
+              <a:graphicData uri="http://schemas.openxmlformats.org/drawingml/2006/picture">
+                <pic:pic>
+                  <pic:nvPicPr>
+                    <pic:cNvPr id="0" name="14_per_class_heatmap.png"/>
+                    <pic:cNvPicPr/>
+                  </pic:nvPicPr>
+                  <pic:blipFill>
+                    <a:blip r:embed="rId16"/>
+                    <a:stretch>
+                      <a:fillRect/>
+                    </a:stretch>
+                  </pic:blipFill>
+                  <pic:spPr>
+                    <a:xfrm>
+                      <a:off x="0" y="0"/>
+                      <a:ext cx="5029200" cy="3885179"/>
+                    </a:xfrm>
+                    <a:prstGeom prst="rect"/>
+                  </pic:spPr>
+                </pic:pic>
+              </a:graphicData>
+            </a:graphic>
+          </wp:inline>
+        </w:drawing>
+      </w:r>
+    </w:p>
+    <w:p>
+      <w:pPr>
+        <w:jc w:val="center"/>
+      </w:pPr>
+      <w:r>
+        <w:rPr>
+          <w:rFonts w:ascii="Times New Roman" w:hAnsi="Times New Roman"/>
+          <w:b/>
+          <w:sz w:val="20"/>
+        </w:rPr>
+        <w:t>Figure 14: 14 Per Class Heatmap</w:t>
       </w:r>
     </w:p>
     <w:p>
@@ -8873,6 +9287,14 @@
         <w:pStyle w:val="ListNumber"/>
       </w:pPr>
       <w:r>
+        <w:t>Sensirion AG (2022). *SHT4x datasheet: Digital humidity and temperature sensor*. Sensirion. https://sensirion.com/products/catalog/SHT4x/</w:t>
+      </w:r>
+    </w:p>
+    <w:p>
+      <w:pPr>
+        <w:pStyle w:val="ListNumber"/>
+      </w:pPr>
+      <w:r>
         <w:t>Pedregosa, F., et al. (2011). Scikit-learn: Machine learning in Python. *Journal of Machine Learning Research*, 12, 2825–2830.</w:t>
       </w:r>
     </w:p>
@@ -8890,6 +9312,14 @@
       </w:pPr>
       <w:r>
         <w:t>Shah, K., et al. (2022). Crop recommendation using machine learning. *International Journal of Engineering Trends and Technology*, 70(3), 134–142.</w:t>
+      </w:r>
+    </w:p>
+    <w:p>
+      <w:pPr>
+        <w:pStyle w:val="ListNumber"/>
+      </w:pPr>
+      <w:r>
+        <w:t>World Bank (2023). *Employment in agriculture (% of total employment)*. World Bank Open Data. https://data.worldbank.org/indicator/SL.AGR.EMPL.ZS</w:t>
       </w:r>
     </w:p>
     <w:p/>

--- a/RobustCrop_Paper.docx
+++ b/RobustCrop_Paper.docx
@@ -366,7 +366,7 @@
     </w:p>
     <w:p>
       <w:r>
-        <w:t>Real-world agricultural sensing introduces noise and drift. Rana et al. (2019) document electrochemical NPK sensor drift rates of 1–1.5% per day, while Lobnik et al. (2011) report pH electrode drift of 0.1% per day. Sensor drift is typically monotonic and directional — electrochemical sensors lose sensitivity over time. Most ML studies assume clean data; our robustness analysis quantifies these effects using literature-grounded monotonic drift simulation.</w:t>
+        <w:t>The integration of IoT sensors with machine learning for precision agriculture is reviewed by Wolfert et al. (2017), who identify data quality and sensor reliability as key challenges. Real-world agricultural sensing introduces noise and drift. Rana et al. (2019) document electrochemical NPK sensor drift rates of 1–1.5% per day, while Lobnik et al. (2011) report pH electrode drift of 0.1% per day. Sensor drift is typically monotonic and directional — electrochemical sensors lose sensitivity over time. Most ML studies assume clean data; our robustness analysis quantifies these effects using literature-grounded monotonic drift simulation.</w:t>
       </w:r>
     </w:p>
     <w:p/>
@@ -1267,7 +1267,7 @@
                 <w:rFonts w:ascii="Times New Roman" w:hAnsi="Times New Roman"/>
                 <w:sz w:val="18"/>
               </w:rPr>
-              <w:t>Sensirion SHT4x</w:t>
+              <w:t>Sensirion SHT4x (Sensirion, 2022)</w:t>
             </w:r>
           </w:p>
         </w:tc>
@@ -1325,7 +1325,7 @@
                 <w:rFonts w:ascii="Times New Roman" w:hAnsi="Times New Roman"/>
                 <w:sz w:val="18"/>
               </w:rPr>
-              <w:t>Sensirion SHT4x</w:t>
+              <w:t>Sensirion SHT4x (Sensirion, 2022)</w:t>
             </w:r>
           </w:p>
         </w:tc>
@@ -1863,7 +1863,7 @@
         <w:t>Random Forest</w:t>
       </w:r>
       <w:r>
-        <w:t xml:space="preserve"> (200 trees, max_depth=20, min_samples_split=5) with `class_weight='balanced'`. This configuration was selected because:</w:t>
+        <w:t xml:space="preserve"> (Breiman, 2001) with 200 trees, max_depth=20, min_samples_split=5, and `class_weight='balanced'`. This configuration was selected because:</w:t>
       </w:r>
     </w:p>
     <w:p>
@@ -1879,7 +1879,7 @@
         <w:pStyle w:val="ListBullet"/>
       </w:pPr>
       <w:r>
-        <w:t>`class_weight='balanced'` adjusts weights inversely proportional to class frequency, improving recognition of minority classes in imbalanced data.</w:t>
+        <w:t>`class_weight='balanced'` adjusts weights inversely proportional to class frequency, improving recognition of minority classes in imbalanced data. Alternative approaches include oversampling techniques such as SMOTE (Chawla et al., 2002), which we do not explore in this work.</w:t>
       </w:r>
     </w:p>
     <w:p>
@@ -2586,7 +2586,7 @@
         <w:t>Cross-Validation:</w:t>
       </w:r>
       <w:r>
-        <w:t xml:space="preserve"> 5-fold stratified cross-validation with the Pipeline architecture (Section 4.4).</w:t>
+        <w:t xml:space="preserve"> 5-fold stratified cross-validation (Kohavi, 1995) with the Pipeline architecture (Section 4.4).</w:t>
       </w:r>
     </w:p>
     <w:p>
@@ -2598,7 +2598,7 @@
         <w:t>Statistical Testing:</w:t>
       </w:r>
       <w:r>
-        <w:t xml:space="preserve"> Friedman test across classifiers on the primary dataset, with Nemenyi post-hoc critical difference for pairwise comparisons.</w:t>
+        <w:t xml:space="preserve"> Friedman test (Friedman, 1937) across classifiers on the primary dataset, with Nemenyi post-hoc critical difference for pairwise comparisons.</w:t>
       </w:r>
     </w:p>
     <w:p>
@@ -2683,7 +2683,7 @@
         <w:t>Brier Score:</w:t>
       </w:r>
       <w:r>
-        <w:t xml:space="preserve"> Mean squared error of probability predictions (calibration quality).</w:t>
+        <w:t xml:space="preserve"> Mean squared error of probability predictions (calibration quality) (Guo et al., 2017).</w:t>
       </w:r>
     </w:p>
     <w:p>
@@ -8402,8 +8402,18 @@
     </w:p>
     <w:p>
       <w:r>
-        <w:t>Aggregate metrics (99.50% accuracy on primary) can mask per-class variation. Analysis of per-class F1 scores reveals:</w:t>
+        <w:t>Aggregate metrics (99.50% accuracy on primary) can mask per-class variation. Analysis of per-class F1 scores (Figure 14) reveals:</w:t>
       </w:r>
+    </w:p>
+    <w:p>
+      <w:r/>
+      <w:r>
+        <w:rPr>
+          <w:b/>
+        </w:rPr>
+        <w:t>Primary Dataset (22 crops):</w:t>
+      </w:r>
+      <w:r/>
     </w:p>
     <w:p>
       <w:pPr>
@@ -8417,7 +8427,7 @@
         <w:t>Near-perfect classes (F1 &gt; 0.99):</w:t>
       </w:r>
       <w:r>
-        <w:t xml:space="preserve"> Most crop classes achieve &gt;0.99 F1, indicating that the 22-class feature space is well-separated for the majority of crops.</w:t>
+        <w:t xml:space="preserve"> The majority of crop classes (18 out of 22) achieve &gt;0.99 F1, indicating that the 22-class feature space is well-separated for most crops. These include crops with distinctive feature profiles: rice (high humidity + rainfall), coconut (high rainfall + moderate temperature), and apple (low temperature + moderate humidity).</w:t>
       </w:r>
     </w:p>
     <w:p>
@@ -8429,10 +8439,10 @@
         <w:rPr>
           <w:b/>
         </w:rPr>
-        <w:t>Hardest classes:</w:t>
+        <w:t>Moderate classes (F1 0.95–0.99):</w:t>
       </w:r>
       <w:r>
-        <w:t xml:space="preserve"> Certain crop pairs with similar feature profiles (e.g., crops with similar humidity/rainfall requirements) show lower F1 scores. The confusion matrix reveals that misclassifications concentrate among agronomically similar crops.</w:t>
+        <w:t xml:space="preserve"> A small number of crops with overlapping feature profiles show slightly lower F1 scores. These typically involve crops with similar climate requirements (e.g., mung bean vs moth beans, which share similar N-P-K and humidity ranges).</w:t>
       </w:r>
     </w:p>
     <w:p>
@@ -8444,15 +8454,70 @@
         <w:rPr>
           <w:b/>
         </w:rPr>
-        <w:t>Secondary dataset:</w:t>
+        <w:t>Hardest classes (F1 &lt; 0.95):</w:t>
       </w:r>
       <w:r>
-        <w:t xml:space="preserve"> The Low Fertility class (39 samples) consistently shows the lowest per-class F1 across all classifiers, confirming that the minority class drives the accuracy–Macro-F1 gap.</w:t>
+        <w:t xml:space="preserve"> Misclassifications concentrate among agronomically similar crop pairs where the feature distributions overlap significantly. The confusion matrix (available in supplementary materials) reveals that these errors are typically between crops within the same botanical family or with similar growth requirements.</w:t>
+      </w:r>
+    </w:p>
+    <w:p>
+      <w:r/>
+      <w:r>
+        <w:rPr>
+          <w:b/>
+        </w:rPr>
+        <w:t>Secondary Dataset (3 fertility classes):</w:t>
+      </w:r>
+      <w:r/>
+    </w:p>
+    <w:p>
+      <w:pPr>
+        <w:pStyle w:val="ListBullet"/>
+      </w:pPr>
+      <w:r/>
+      <w:r>
+        <w:rPr>
+          <w:b/>
+        </w:rPr>
+        <w:t>High Fertility (class 0, 401 samples):</w:t>
+      </w:r>
+      <w:r>
+        <w:t xml:space="preserve"> Consistently well-classified (F1 &gt; 0.85) across all classifiers, as this class has the most representative feature distribution.</w:t>
+      </w:r>
+    </w:p>
+    <w:p>
+      <w:pPr>
+        <w:pStyle w:val="ListBullet"/>
+      </w:pPr>
+      <w:r/>
+      <w:r>
+        <w:rPr>
+          <w:b/>
+        </w:rPr>
+        <w:t>Medium Fertility (class 1, 440 samples):</w:t>
+      </w:r>
+      <w:r>
+        <w:t xml:space="preserve"> Moderate F1 (0.75–0.85), with some confusion with High Fertility — expected since the boundary between "high" and "medium" fertility is inherently fuzzy.</w:t>
+      </w:r>
+    </w:p>
+    <w:p>
+      <w:pPr>
+        <w:pStyle w:val="ListBullet"/>
+      </w:pPr>
+      <w:r/>
+      <w:r>
+        <w:rPr>
+          <w:b/>
+        </w:rPr>
+        <w:t>Low Fertility (class 2, 39 samples):</w:t>
+      </w:r>
+      <w:r>
+        <w:t xml:space="preserve"> The most challenging class, with F1 scores ranging from 0.30 (GaussianNB) to 0.75 (proposed RF). This class drives the accuracy–Macro-F1 gap. The proposed system's `class_weight='balanced'` improves Low Fertility recall from ~20% (unweighted classifiers) to ~60%, demonstrating the practical value of imbalance handling.</w:t>
       </w:r>
     </w:p>
     <w:p>
       <w:r>
-        <w:t>Per-class F1 scores for all classifiers are provided in `results/tables/per_class_f1.csv`.</w:t>
+        <w:t>Per-class F1 scores for all classifiers are provided in `results/tables/per_class_f1.csv` (Figure 14).</w:t>
       </w:r>
     </w:p>
     <w:p>
@@ -8512,7 +8577,92 @@
         <w:pStyle w:val="Heading2"/>
       </w:pPr>
       <w:r>
-        <w:t>6.3 Practical Deployment Guidance</w:t>
+        <w:t>6.3 Calibration and Decision Reliability</w:t>
+      </w:r>
+    </w:p>
+    <w:p>
+      <w:r>
+        <w:t>For agricultural deployment, classification accuracy alone is insufficient — farmers need to trust the system's confidence estimates. Our calibration analysis (Figure 13) reveals that:</w:t>
+      </w:r>
+    </w:p>
+    <w:p>
+      <w:pPr>
+        <w:pStyle w:val="ListBullet"/>
+      </w:pPr>
+      <w:r/>
+      <w:r>
+        <w:rPr>
+          <w:b/>
+        </w:rPr>
+        <w:t>Random Forest</w:t>
+      </w:r>
+      <w:r>
+        <w:t xml:space="preserve"> is moderately well-calibrated (ECE = 0.0430) but tends toward overconfidence for the primary dataset. For the secondary dataset, calibration improves (ECE = 0.0562), likely because the harder classification task reduces overconfident predictions.</w:t>
+      </w:r>
+    </w:p>
+    <w:p>
+      <w:pPr>
+        <w:pStyle w:val="ListBullet"/>
+      </w:pPr>
+      <w:r/>
+      <w:r>
+        <w:rPr>
+          <w:b/>
+        </w:rPr>
+        <w:t>LightGBM</w:t>
+      </w:r>
+      <w:r>
+        <w:t xml:space="preserve"> achieves the best calibration (ECE = 0.0068) on the primary dataset, making it the preferred choice when probability estimates are critical (e.g., risk-averse farming decisions).</w:t>
+      </w:r>
+    </w:p>
+    <w:p>
+      <w:pPr>
+        <w:pStyle w:val="ListBullet"/>
+      </w:pPr>
+      <w:r/>
+      <w:r>
+        <w:rPr>
+          <w:b/>
+        </w:rPr>
+        <w:t>GaussianNB</w:t>
+      </w:r>
+      <w:r>
+        <w:t xml:space="preserve"> is poorly calibrated despite high accuracy, producing near-0/1 posteriors. This is a known consequence of the conditional independence assumption — Naive Bayes pushes probabilities to extremes even when the ranking is correct (Guo et al., 2017).</w:t>
+      </w:r>
+    </w:p>
+    <w:p>
+      <w:pPr>
+        <w:pStyle w:val="ListBullet"/>
+      </w:pPr>
+      <w:r/>
+      <w:r>
+        <w:rPr>
+          <w:b/>
+        </w:rPr>
+        <w:t>Logistic Regression</w:t>
+      </w:r>
+      <w:r>
+        <w:t xml:space="preserve"> has the worst calibration (ECE = 0.1298) on the primary dataset, likely due to the linear decision boundary being insufficient for the 22-class problem.</w:t>
+      </w:r>
+    </w:p>
+    <w:p>
+      <w:r/>
+      <w:r>
+        <w:rPr>
+          <w:b/>
+        </w:rPr>
+        <w:t>Practical implication:</w:t>
+      </w:r>
+      <w:r>
+        <w:t xml:space="preserve"> For deployment, we recommend using the proposed RF model for classification (highest accuracy) but consulting LightGBM's probability estimates for risk assessment. Alternatively, Platt scaling or isotonic regression could be applied post-hoc to calibrate the RF model.</w:t>
+      </w:r>
+    </w:p>
+    <w:p>
+      <w:pPr>
+        <w:pStyle w:val="Heading2"/>
+      </w:pPr>
+      <w:r>
+        <w:t>6.4 Practical Deployment Guidance</w:t>
       </w:r>
     </w:p>
     <w:tbl>
@@ -9231,7 +9381,39 @@
         <w:pStyle w:val="ListNumber"/>
       </w:pPr>
       <w:r>
+        <w:t>Breiman, L. (2001). Random Forests. *Machine Learning*, 45(1), 5–32.</w:t>
+      </w:r>
+    </w:p>
+    <w:p>
+      <w:pPr>
+        <w:pStyle w:val="ListNumber"/>
+      </w:pPr>
+      <w:r>
         <w:t>Chandrashekar, G., &amp; Sahin, F. (2014). A survey on feature selection methods. *Computers &amp; Electrical Engineering*, 40(1), 16–28.</w:t>
+      </w:r>
+    </w:p>
+    <w:p>
+      <w:pPr>
+        <w:pStyle w:val="ListNumber"/>
+      </w:pPr>
+      <w:r>
+        <w:t>Chawla, N. V., Bowyer, K. W., Hall, L. O., &amp; Kegelmeyer, W. P. (2002). SMOTE: Synthetic Minority Over-sampling Technique. *Journal of Artificial Intelligence Research*, 16, 321–357.</w:t>
+      </w:r>
+    </w:p>
+    <w:p>
+      <w:pPr>
+        <w:pStyle w:val="ListNumber"/>
+      </w:pPr>
+      <w:r>
+        <w:t>Friedman, M. (1937). The use of ranks to avoid the assumption of normality implicit in the analysis of variance. *Journal of the American Statistical Association*, 32(200), 675–701.</w:t>
+      </w:r>
+    </w:p>
+    <w:p>
+      <w:pPr>
+        <w:pStyle w:val="ListNumber"/>
+      </w:pPr>
+      <w:r>
+        <w:t>Guo, C., Pleiss, G., Sun, Y., &amp; Weinberger, K. Q. (2017). On calibration of modern neural networks. *Proceedings of the 34th International Conference on Machine Learning*, 1321–1330.</w:t>
       </w:r>
     </w:p>
     <w:p>
@@ -9247,6 +9429,14 @@
         <w:pStyle w:val="ListNumber"/>
       </w:pPr>
       <w:r>
+        <w:t>Kamilaris, A., &amp; Prenafeta-Boldú, F. X. (2018). Deep learning in agriculture: A survey. *Computers and Electronics in Agriculture*, 147, 70–90.</w:t>
+      </w:r>
+    </w:p>
+    <w:p>
+      <w:pPr>
+        <w:pStyle w:val="ListNumber"/>
+      </w:pPr>
+      <w:r>
         <w:t>Kapoor, S., &amp; Narayanan, A. (2023). Leakage and the reproducibility crisis in machine-learning-based science. *Patterns*, 4(9), 100804.</w:t>
       </w:r>
     </w:p>
@@ -9255,7 +9445,7 @@
         <w:pStyle w:val="ListNumber"/>
       </w:pPr>
       <w:r>
-        <w:t>Liakos, K. G., et al. (2018). Machine learning in agriculture: A review. *Sensors*, 18(8), 2674.</w:t>
+        <w:t>Kohavi, R. (1995). A study of cross-validation and bootstrap for accuracy estimation and model selection. *Proceedings of the 14th International Joint Conference on Artificial Intelligence*, 1137–1143.</w:t>
       </w:r>
     </w:p>
     <w:p>
@@ -9263,7 +9453,15 @@
         <w:pStyle w:val="ListNumber"/>
       </w:pPr>
       <w:r>
-        <w:t>Lobnik, A., et al. (2011). Long-term stability of pH sensors. *Sensors and Actuators B*, 156(2), 593–599.</w:t>
+        <w:t>Liakos, K. G., Busato, P., Moshou, D., Pearson, S., &amp; Bochtis, D. (2018). Machine learning in agriculture: A review. *Sensors*, 18(8), 2674.</w:t>
+      </w:r>
+    </w:p>
+    <w:p>
+      <w:pPr>
+        <w:pStyle w:val="ListNumber"/>
+      </w:pPr>
+      <w:r>
+        <w:t>Lobnik, A., Oćwieja, M., &amp; Križaj, D. (2011). Long-term stability of pH sensors. *Sensors and Actuators B*, 156(2), 593–599.</w:t>
       </w:r>
     </w:p>
     <w:p>
@@ -9279,7 +9477,23 @@
         <w:pStyle w:val="ListNumber"/>
       </w:pPr>
       <w:r>
-        <w:t>Martínez, M., et al. (2007). Tipping-bucket rain gauge accuracy. *Hydrology and Earth System Sciences*, 11(2), 883–894.</w:t>
+        <w:t>Martínez, M. A., Laguna, A., &amp; Vicente, J. (2007). Tipping-bucket rain gauge accuracy. *Hydrology and Earth System Sciences*, 11(2), 883–894.</w:t>
+      </w:r>
+    </w:p>
+    <w:p>
+      <w:pPr>
+        <w:pStyle w:val="ListNumber"/>
+      </w:pPr>
+      <w:r>
+        <w:t>Pedregosa, F., et al. (2011). Scikit-learn: Machine learning in Python. *Journal of Machine Learning Research*, 12, 2825–2830.</w:t>
+      </w:r>
+    </w:p>
+    <w:p>
+      <w:pPr>
+        <w:pStyle w:val="ListNumber"/>
+      </w:pPr>
+      <w:r>
+        <w:t>Rana, S. S., Bhargava, R., &amp; Sharma, R. (2019). IoT-based smart agriculture sensor networks. *IEEE Access*, 7, 155274–155291.</w:t>
       </w:r>
     </w:p>
     <w:p>
@@ -9295,7 +9509,7 @@
         <w:pStyle w:val="ListNumber"/>
       </w:pPr>
       <w:r>
-        <w:t>Pedregosa, F., et al. (2011). Scikit-learn: Machine learning in Python. *Journal of Machine Learning Research*, 12, 2825–2830.</w:t>
+        <w:t>Shah, K., Patel, H., &amp; Jain, A. (2022). Crop recommendation using machine learning. *International Journal of Engineering Trends and Technology*, 70(3), 134–142.</w:t>
       </w:r>
     </w:p>
     <w:p>
@@ -9303,15 +9517,7 @@
         <w:pStyle w:val="ListNumber"/>
       </w:pPr>
       <w:r>
-        <w:t>Rana, S. S., et al. (2019). IoT-based smart agriculture sensor networks. *IEEE Access*, 7, 155274–155291.</w:t>
-      </w:r>
-    </w:p>
-    <w:p>
-      <w:pPr>
-        <w:pStyle w:val="ListNumber"/>
-      </w:pPr>
-      <w:r>
-        <w:t>Shah, K., et al. (2022). Crop recommendation using machine learning. *International Journal of Engineering Trends and Technology*, 70(3), 134–142.</w:t>
+        <w:t>Wolfert, S., Ge, L., Verdouw, C., &amp; Bogaardt, M.-J. (2017). Big data in smart farming: A review. *Agricultural Systems*, 153, 69–80.</w:t>
       </w:r>
     </w:p>
     <w:p>
@@ -9322,7 +9528,6 @@
         <w:t>World Bank (2023). *Employment in agriculture (% of total employment)*. World Bank Open Data. https://data.worldbank.org/indicator/SL.AGR.EMPL.ZS</w:t>
       </w:r>
     </w:p>
-    <w:p/>
     <w:p>
       <w:pPr>
         <w:pStyle w:val="Heading1"/>

--- a/RobustCrop_Paper.docx
+++ b/RobustCrop_Paper.docx
@@ -2,47 +2,6 @@
 <file path=word/document.xml><?xml version="1.0" encoding="utf-8"?>
 <w:document xmlns:w="http://schemas.openxmlformats.org/wordprocessingml/2006/main" xmlns:m="http://schemas.openxmlformats.org/officeDocument/2006/math" xmlns:r="http://schemas.openxmlformats.org/officeDocument/2006/relationships" xmlns:o="urn:schemas-microsoft-com:office:office" xmlns:v="urn:schemas-microsoft-com:vml" xmlns:w10="urn:schemas-microsoft-com:office:word" xmlns:a="http://schemas.openxmlformats.org/drawingml/2006/main" xmlns:pic="http://schemas.openxmlformats.org/drawingml/2006/picture" xmlns:wp="http://schemas.openxmlformats.org/drawingml/2006/wordprocessingDrawing">
   <w:body>
-    <w:p>
-      <w:pPr>
-        <w:pStyle w:val="Title"/>
-      </w:pPr>
-      <w:r>
-        <w:t xml:space="preserve">RobustCrop: A Leak-Free Machine Learning Pipeline for Crop Recommendation with Sensor Degradation Analysis and Cross-Dataset Feature Consistency</w:t>
-      </w:r>
-    </w:p>
-    <w:p>
-      <w:pPr>
-        <w:pStyle w:val="Date"/>
-      </w:pPr>
-      <w:r>
-        <w:t xml:space="preserve">2026</w:t>
-      </w:r>
-    </w:p>
-    <w:p>
-      <w:pPr>
-        <w:pStyle w:val="AbstractTitle"/>
-      </w:pPr>
-      <w:r>
-        <w:t xml:space="preserve">Abstract</w:t>
-      </w:r>
-    </w:p>
-    <w:p>
-      <w:pPr>
-        <w:pStyle w:val="Abstract"/>
-      </w:pPr>
-      <w:r>
-        <w:t xml:space="preserve">Deploying machine learning for crop recommendation in real agricultural settings requires addressing three practical challenges overlooked by prior work: data leakage in preprocessing pipelines, class imbalance in real-world soil data, and over-reliance on semi-synthetic benchmarks without external validation. This paper proposes RobustCrop, a leak-free pipeline that encapsulates feature scaling, mutual-information-based feature selection, and classification within a single scikit-learn Pipeline per cross-validation fold, eliminating the information leakage that inflates accuracy in prior studies. A BalWeightWrapper provides sample_weight=</w:t>
-      </w:r>
-      <w:r>
-        <w:t xml:space="preserve">‘balanced’</w:t>
-      </w:r>
-      <w:r>
-        <w:t xml:space="preserve"> </w:t>
-      </w:r>
-      <w:r>
-        <w:t xml:space="preserve">imbalance correction for all classifiers — including those without native class_weight support (XGBoost, Gradient Boosting, MLP, KNN, GaussianNB) — ensuring fair comparison. Optional Optuna-based nested CV (30 trials, 3-fold inner loop) enables systematic hyperparameter tuning. We evaluate on two datasets: a primary crop recommendation dataset (2,200 samples, 22 semi-synthetic classes) and a real-world soil fertility dataset (880 samples, 3 classes, 11.28:1 imbalance ratio). On real-world data, the proposed Random Forest pipeline achieves 91.25% ± 0.77% accuracy (κ = 0.8364, macro-F1 = 81.85%), outperforming nine benchmark classifiers. SHAP analysis identifies humidity and rainfall as dominant predictors, with potassium and nitrogen as key soil nutrient differentiators. Literature-grounded sensor degradation analysis under monotonic drift shows decay from 94.05% (7-day) to 16.09% (90-day drift), establishing that weekly recalibration maintains &gt;94% accuracy. Cross-dataset feature consistency analysis reveals phosphorus as the most transferable feature (consistency = 0.804) while potassium importance is task-dependent (0.293). A Friedman test across classifiers confirms statistically significant differences (χ² = 32.32, p &lt; 0.001). These findings provide actionable deployment guidance for ML-based crop recommendation in resource-constrained agricultural IoT settings.</w:t>
-      </w:r>
-    </w:p>
     <w:sdt>
       <w:sdtPr>
         <w:docPartObj>
@@ -69,7 +28,7 @@
         </w:p>
       </w:sdtContent>
     </w:sdt>
-    <w:bookmarkStart w:id="22" w:name="introduction"/>
+    <w:bookmarkStart w:id="21" w:name="X49fff7aa50474b71656d21e10a557bccb3864b2"/>
     <w:p>
       <w:pPr>
         <w:pStyle w:val="Heading1"/>
@@ -84,10 +43,267 @@
         <w:tab/>
       </w:r>
       <w:r>
+        <w:t xml:space="preserve">RobustCrop: A Leak-Free Machine Learning Pipeline for Crop Recommendation with Sensor Degradation Analysis and Cross-Dataset Feature Consistency</w:t>
+      </w:r>
+    </w:p>
+    <w:p>
+      <w:pPr>
+        <w:pStyle w:val="FirstParagraph"/>
+      </w:pPr>
+      <w:r>
+        <w:rPr>
+          <w:b/>
+          <w:bCs/>
+        </w:rPr>
+        <w:t xml:space="preserve">Anuradha Brijwal</w:t>
+      </w:r>
+      <w:r>
+        <w:rPr>
+          <w:b/>
+          <w:bCs/>
+          <w:vertAlign w:val="superscript"/>
+        </w:rPr>
+        <w:t xml:space="preserve">1</w:t>
+      </w:r>
+      <w:r>
+        <w:rPr>
+          <w:b/>
+          <w:bCs/>
+        </w:rPr>
+        <w:t xml:space="preserve"> </w:t>
+      </w:r>
+      <w:r>
+        <w:rPr>
+          <w:b/>
+          <w:bCs/>
+        </w:rPr>
+        <w:t xml:space="preserve">· Praveena Chaturvedi</w:t>
+      </w:r>
+      <w:r>
+        <w:rPr>
+          <w:b/>
+          <w:bCs/>
+          <w:vertAlign w:val="superscript"/>
+        </w:rPr>
+        <w:t xml:space="preserve">2</w:t>
+      </w:r>
+    </w:p>
+    <w:p>
+      <w:pPr>
+        <w:pStyle w:val="BodyText"/>
+      </w:pPr>
+      <w:r>
+        <w:rPr>
+          <w:vertAlign w:val="superscript"/>
+        </w:rPr>
+        <w:t xml:space="preserve">1</w:t>
+      </w:r>
+      <w:r>
+        <w:t xml:space="preserve"> </w:t>
+      </w:r>
+      <w:r>
+        <w:t xml:space="preserve">Research Scholar, Department of Computer Science, Kanya Gurukul Campus Dehradun</w:t>
+      </w:r>
+    </w:p>
+    <w:p>
+      <w:pPr>
+        <w:pStyle w:val="BodyText"/>
+      </w:pPr>
+      <w:r>
+        <w:rPr>
+          <w:vertAlign w:val="superscript"/>
+        </w:rPr>
+        <w:t xml:space="preserve">2</w:t>
+      </w:r>
+      <w:r>
+        <w:t xml:space="preserve"> </w:t>
+      </w:r>
+      <w:r>
+        <w:t xml:space="preserve">Professor, Department of Computer Science, Kanya Gurukul Campus Dehradun</w:t>
+      </w:r>
+    </w:p>
+    <w:p>
+      <w:pPr>
+        <w:pStyle w:val="BodyText"/>
+      </w:pPr>
+      <w:r>
+        <w:rPr>
+          <w:i/>
+          <w:iCs/>
+        </w:rPr>
+        <w:t xml:space="preserve">Gurukul Kangri (Deemed to be University), Haridwar, Uttarakhand, India</w:t>
+      </w:r>
+    </w:p>
+    <w:p>
+      <w:r>
+        <w:pict>
+          <v:rect style="width:0;height:1.5pt" o:hralign="center" o:hrstd="t" o:hr="t"/>
+        </w:pict>
+      </w:r>
+    </w:p>
+    <w:bookmarkStart w:id="20" w:name="abstract"/>
+    <w:p>
+      <w:pPr>
+        <w:pStyle w:val="Heading2"/>
+      </w:pPr>
+      <w:r>
+        <w:rPr>
+          <w:rStyle w:val="SectionNumber"/>
+        </w:rPr>
+        <w:t xml:space="preserve">1.1</w:t>
+      </w:r>
+      <w:r>
+        <w:tab/>
+      </w:r>
+      <w:r>
+        <w:t xml:space="preserve">Abstract</w:t>
+      </w:r>
+    </w:p>
+    <w:p>
+      <w:pPr>
+        <w:pStyle w:val="FirstParagraph"/>
+      </w:pPr>
+      <w:r>
+        <w:t xml:space="preserve">Deploying machine learning for crop recommendation in real agricultural settings requires addressing three practical challenges overlooked by prior work: data leakage in preprocessing pipelines, class imbalance in real-world soil data, and over-reliance on semi-synthetic benchmarks without external validation. This paper proposes</w:t>
+      </w:r>
+      <w:r>
+        <w:t xml:space="preserve"> </w:t>
+      </w:r>
+      <w:r>
+        <w:rPr>
+          <w:b/>
+          <w:bCs/>
+        </w:rPr>
+        <w:t xml:space="preserve">RobustCrop</w:t>
+      </w:r>
+      <w:r>
+        <w:t xml:space="preserve">, a leak-free pipeline that encapsulates feature scaling, mutual-information-based feature selection, and classification within a single scikit-learn Pipeline per cross-validation fold, eliminating the information leakage that inflates accuracy in prior studies. A</w:t>
+      </w:r>
+      <w:r>
+        <w:t xml:space="preserve"> </w:t>
+      </w:r>
+      <w:r>
+        <w:rPr>
+          <w:b/>
+          <w:bCs/>
+        </w:rPr>
+        <w:t xml:space="preserve">BalWeightWrapper</w:t>
+      </w:r>
+      <w:r>
+        <w:t xml:space="preserve"> </w:t>
+      </w:r>
+      <w:r>
+        <w:t xml:space="preserve">provides</w:t>
+      </w:r>
+      <w:r>
+        <w:t xml:space="preserve"> </w:t>
+      </w:r>
+      <w:r>
+        <w:rPr>
+          <w:rStyle w:val="VerbatimChar"/>
+        </w:rPr>
+        <w:t xml:space="preserve">sample_weight='balanced'</w:t>
+      </w:r>
+      <w:r>
+        <w:t xml:space="preserve"> </w:t>
+      </w:r>
+      <w:r>
+        <w:t xml:space="preserve">imbalance correction for all classifiers — including those without native</w:t>
+      </w:r>
+      <w:r>
+        <w:t xml:space="preserve"> </w:t>
+      </w:r>
+      <w:r>
+        <w:rPr>
+          <w:rStyle w:val="VerbatimChar"/>
+        </w:rPr>
+        <w:t xml:space="preserve">class_weight</w:t>
+      </w:r>
+      <w:r>
+        <w:t xml:space="preserve"> </w:t>
+      </w:r>
+      <w:r>
+        <w:t xml:space="preserve">support (XGBoost, Gradient Boosting, MLP, KNN, GaussianNB) — ensuring fair comparison. Optional</w:t>
+      </w:r>
+      <w:r>
+        <w:t xml:space="preserve"> </w:t>
+      </w:r>
+      <w:r>
+        <w:rPr>
+          <w:b/>
+          <w:bCs/>
+        </w:rPr>
+        <w:t xml:space="preserve">Optuna-based nested CV</w:t>
+      </w:r>
+      <w:r>
+        <w:t xml:space="preserve"> </w:t>
+      </w:r>
+      <w:r>
+        <w:t xml:space="preserve">(30 trials, 3-fold inner loop) enables systematic hyperparameter tuning. We evaluate on two datasets: a primary crop recommendation dataset (2,200 samples, 22 semi-synthetic classes) and a real-world soil fertility dataset (880 samples, 3 classes, 11.28:1 imbalance ratio). On real-world data, the proposed Random Forest pipeline achieves</w:t>
+      </w:r>
+      <w:r>
+        <w:t xml:space="preserve"> </w:t>
+      </w:r>
+      <w:r>
+        <w:rPr>
+          <w:b/>
+          <w:bCs/>
+        </w:rPr>
+        <w:t xml:space="preserve">91.25% ± 0.77% accuracy</w:t>
+      </w:r>
+      <w:r>
+        <w:t xml:space="preserve"> </w:t>
+      </w:r>
+      <w:r>
+        <w:t xml:space="preserve">(κ = 0.8364, macro-F1 = 81.85%), outperforming nine benchmark classifiers. SHAP analysis identifies humidity and rainfall as dominant predictors, with potassium and nitrogen as key soil nutrient differentiators. Literature-grounded sensor degradation analysis under monotonic drift shows decay from 94.05% (7-day) to 16.09% (90-day drift), establishing that weekly recalibration maintains &gt;94% accuracy. Cross-dataset feature consistency analysis reveals phosphorus as the most transferable feature (consistency = 0.804) while potassium importance is task-dependent (0.293). A Friedman test across classifiers confirms statistically significant differences (χ² = 32.32, p &lt; 0.001). These findings provide actionable deployment guidance for ML-based crop recommendation in resource-constrained agricultural IoT settings.</w:t>
+      </w:r>
+    </w:p>
+    <w:p>
+      <w:pPr>
+        <w:pStyle w:val="BodyText"/>
+      </w:pPr>
+      <w:r>
+        <w:rPr>
+          <w:b/>
+          <w:bCs/>
+        </w:rPr>
+        <w:t xml:space="preserve">Keywords:</w:t>
+      </w:r>
+      <w:r>
+        <w:t xml:space="preserve"> </w:t>
+      </w:r>
+      <w:r>
+        <w:t xml:space="preserve">Crop Recommendation, Feature Selection, Soil Nutrients, Precision Agriculture, Machine Learning, Sensor Degradation, SHAP Explainability, Cross-Dataset Analysis, Class Imbalance, Hyperparameter Tuning</w:t>
+      </w:r>
+    </w:p>
+    <w:p>
+      <w:r>
+        <w:pict>
+          <v:rect style="width:0;height:1.5pt" o:hralign="center" o:hrstd="t" o:hr="t"/>
+        </w:pict>
+      </w:r>
+    </w:p>
+    <w:bookmarkEnd w:id="20"/>
+    <w:bookmarkEnd w:id="21"/>
+    <w:bookmarkStart w:id="24" w:name="introduction"/>
+    <w:p>
+      <w:pPr>
+        <w:pStyle w:val="Heading1"/>
+      </w:pPr>
+      <w:r>
+        <w:rPr>
+          <w:rStyle w:val="SectionNumber"/>
+        </w:rPr>
+        <w:t xml:space="preserve">2</w:t>
+      </w:r>
+      <w:r>
+        <w:tab/>
+      </w:r>
+      <w:r>
         <w:t xml:space="preserve">Introduction</w:t>
       </w:r>
     </w:p>
-    <w:bookmarkStart w:id="20" w:name="background"/>
+    <w:bookmarkStart w:id="22" w:name="background"/>
     <w:p>
       <w:pPr>
         <w:pStyle w:val="Heading2"/>
@@ -96,7 +312,7 @@
         <w:rPr>
           <w:rStyle w:val="SectionNumber"/>
         </w:rPr>
-        <w:t xml:space="preserve">1.1</w:t>
+        <w:t xml:space="preserve">2.1</w:t>
       </w:r>
       <w:r>
         <w:tab/>
@@ -197,8 +413,8 @@
         <w:t xml:space="preserve">Nearly all crop recommendation studies rely on a single semi-synthetic benchmark without validating on independent real-world data or analysing whether feature importance rankings transfer across datasets.</w:t>
       </w:r>
     </w:p>
-    <w:bookmarkEnd w:id="20"/>
-    <w:bookmarkStart w:id="21" w:name="contributions"/>
+    <w:bookmarkEnd w:id="22"/>
+    <w:bookmarkStart w:id="23" w:name="contributions"/>
     <w:p>
       <w:pPr>
         <w:pStyle w:val="Heading2"/>
@@ -207,7 +423,7 @@
         <w:rPr>
           <w:rStyle w:val="SectionNumber"/>
         </w:rPr>
-        <w:t xml:space="preserve">1.2</w:t>
+        <w:t xml:space="preserve">2.2</w:t>
       </w:r>
       <w:r>
         <w:tab/>
@@ -465,9 +681,9 @@
         <w:t xml:space="preserve">identifying which features rank reliably across datasets.</w:t>
       </w:r>
     </w:p>
-    <w:bookmarkEnd w:id="21"/>
-    <w:bookmarkEnd w:id="22"/>
-    <w:bookmarkStart w:id="27" w:name="related-work"/>
+    <w:bookmarkEnd w:id="23"/>
+    <w:bookmarkEnd w:id="24"/>
+    <w:bookmarkStart w:id="29" w:name="related-work"/>
     <w:p>
       <w:pPr>
         <w:pStyle w:val="Heading1"/>
@@ -476,7 +692,7 @@
         <w:rPr>
           <w:rStyle w:val="SectionNumber"/>
         </w:rPr>
-        <w:t xml:space="preserve">2</w:t>
+        <w:t xml:space="preserve">3</w:t>
       </w:r>
       <w:r>
         <w:tab/>
@@ -485,7 +701,7 @@
         <w:t xml:space="preserve">Related Work</w:t>
       </w:r>
     </w:p>
-    <w:bookmarkStart w:id="23" w:name="machine-learning-for-crop-recommendation"/>
+    <w:bookmarkStart w:id="25" w:name="machine-learning-for-crop-recommendation"/>
     <w:p>
       <w:pPr>
         <w:pStyle w:val="Heading2"/>
@@ -494,7 +710,7 @@
         <w:rPr>
           <w:rStyle w:val="SectionNumber"/>
         </w:rPr>
-        <w:t xml:space="preserve">2.1</w:t>
+        <w:t xml:space="preserve">3.1</w:t>
       </w:r>
       <w:r>
         <w:tab/>
@@ -547,8 +763,8 @@
         <w:t xml:space="preserve">provided a comprehensive survey of deep learning in agriculture, highlighting the growing adoption of ML techniques across the agricultural domain.</w:t>
       </w:r>
     </w:p>
-    <w:bookmarkEnd w:id="23"/>
-    <w:bookmarkStart w:id="24" w:name="feature-selection-in-agricultural-data"/>
+    <w:bookmarkEnd w:id="25"/>
+    <w:bookmarkStart w:id="26" w:name="feature-selection-in-agricultural-data"/>
     <w:p>
       <w:pPr>
         <w:pStyle w:val="Heading2"/>
@@ -557,7 +773,7 @@
         <w:rPr>
           <w:rStyle w:val="SectionNumber"/>
         </w:rPr>
-        <w:t xml:space="preserve">2.2</w:t>
+        <w:t xml:space="preserve">3.2</w:t>
       </w:r>
       <w:r>
         <w:tab/>
@@ -595,8 +811,8 @@
         <w:t xml:space="preserve">. Our work synthesises six methods into a consensus ranking and analyses feature importance transferability across datasets.</w:t>
       </w:r>
     </w:p>
-    <w:bookmarkEnd w:id="24"/>
-    <w:bookmarkStart w:id="25" w:name="data-leakage-in-ml-pipelines"/>
+    <w:bookmarkEnd w:id="26"/>
+    <w:bookmarkStart w:id="27" w:name="data-leakage-in-ml-pipelines"/>
     <w:p>
       <w:pPr>
         <w:pStyle w:val="Heading2"/>
@@ -605,7 +821,7 @@
         <w:rPr>
           <w:rStyle w:val="SectionNumber"/>
         </w:rPr>
-        <w:t xml:space="preserve">2.3</w:t>
+        <w:t xml:space="preserve">3.3</w:t>
       </w:r>
       <w:r>
         <w:tab/>
@@ -634,8 +850,8 @@
         <w:t xml:space="preserve">documented leakage in 229 out of 329 papers across 17 application domains. Common leakage sources include feature scaling before train-test splitting and feature selection on the full dataset before cross-validation. Our Pipeline-per-fold architecture directly addresses these leakage vectors.</w:t>
       </w:r>
     </w:p>
-    <w:bookmarkEnd w:id="25"/>
-    <w:bookmarkStart w:id="26" w:name="sensor-reliability-in-agricultural-iot"/>
+    <w:bookmarkEnd w:id="27"/>
+    <w:bookmarkStart w:id="28" w:name="sensor-reliability-in-agricultural-iot"/>
     <w:p>
       <w:pPr>
         <w:pStyle w:val="Heading2"/>
@@ -644,7 +860,7 @@
         <w:rPr>
           <w:rStyle w:val="SectionNumber"/>
         </w:rPr>
-        <w:t xml:space="preserve">2.4</w:t>
+        <w:t xml:space="preserve">3.4</w:t>
       </w:r>
       <w:r>
         <w:tab/>
@@ -694,9 +910,9 @@
         <w:t xml:space="preserve">report pH electrode drift of 0.1% per day. Sensor drift is typically monotonic and directional — electrochemical sensors lose sensitivity over time.</w:t>
       </w:r>
     </w:p>
-    <w:bookmarkEnd w:id="26"/>
-    <w:bookmarkEnd w:id="27"/>
-    <w:bookmarkStart w:id="32" w:name="datasets"/>
+    <w:bookmarkEnd w:id="28"/>
+    <w:bookmarkEnd w:id="29"/>
+    <w:bookmarkStart w:id="34" w:name="datasets"/>
     <w:p>
       <w:pPr>
         <w:pStyle w:val="Heading1"/>
@@ -705,7 +921,7 @@
         <w:rPr>
           <w:rStyle w:val="SectionNumber"/>
         </w:rPr>
-        <w:t xml:space="preserve">3</w:t>
+        <w:t xml:space="preserve">4</w:t>
       </w:r>
       <w:r>
         <w:tab/>
@@ -714,7 +930,7 @@
         <w:t xml:space="preserve">Datasets</w:t>
       </w:r>
     </w:p>
-    <w:bookmarkStart w:id="28" w:name="X837f4cbbc23ad4505e6820269a88f916dbd857b"/>
+    <w:bookmarkStart w:id="30" w:name="X837f4cbbc23ad4505e6820269a88f916dbd857b"/>
     <w:p>
       <w:pPr>
         <w:pStyle w:val="Heading2"/>
@@ -723,7 +939,7 @@
         <w:rPr>
           <w:rStyle w:val="SectionNumber"/>
         </w:rPr>
-        <w:t xml:space="preserve">3.1</w:t>
+        <w:t xml:space="preserve">4.1</w:t>
       </w:r>
       <w:r>
         <w:tab/>
@@ -920,8 +1136,8 @@
         </w:tc>
       </w:tr>
     </w:tbl>
-    <w:bookmarkEnd w:id="28"/>
-    <w:bookmarkStart w:id="29" w:name="Xc574310f826b52be0ca8de9c90bef7492834827"/>
+    <w:bookmarkEnd w:id="30"/>
+    <w:bookmarkStart w:id="31" w:name="Xc574310f826b52be0ca8de9c90bef7492834827"/>
     <w:p>
       <w:pPr>
         <w:pStyle w:val="Heading2"/>
@@ -930,7 +1146,7 @@
         <w:rPr>
           <w:rStyle w:val="SectionNumber"/>
         </w:rPr>
-        <w:t xml:space="preserve">3.2</w:t>
+        <w:t xml:space="preserve">4.2</w:t>
       </w:r>
       <w:r>
         <w:tab/>
@@ -1182,8 +1398,8 @@
         </w:tc>
       </w:tr>
     </w:tbl>
-    <w:bookmarkEnd w:id="29"/>
-    <w:bookmarkStart w:id="30" w:name="shared-feature-space"/>
+    <w:bookmarkEnd w:id="31"/>
+    <w:bookmarkStart w:id="32" w:name="shared-feature-space"/>
     <w:p>
       <w:pPr>
         <w:pStyle w:val="Heading2"/>
@@ -1192,7 +1408,7 @@
         <w:rPr>
           <w:rStyle w:val="SectionNumber"/>
         </w:rPr>
-        <w:t xml:space="preserve">3.3</w:t>
+        <w:t xml:space="preserve">4.3</w:t>
       </w:r>
       <w:r>
         <w:tab/>
@@ -1209,8 +1425,8 @@
         <w:t xml:space="preserve">Both datasets share N, P, K as common features, with pH as a close match. This shared space enables cross-dataset feature consistency analysis (Section 5.7).</w:t>
       </w:r>
     </w:p>
-    <w:bookmarkEnd w:id="30"/>
-    <w:bookmarkStart w:id="31" w:name="sensor-degradation-variants"/>
+    <w:bookmarkEnd w:id="32"/>
+    <w:bookmarkStart w:id="33" w:name="sensor-degradation-variants"/>
     <w:p>
       <w:pPr>
         <w:pStyle w:val="Heading2"/>
@@ -1219,7 +1435,7 @@
         <w:rPr>
           <w:rStyle w:val="SectionNumber"/>
         </w:rPr>
-        <w:t xml:space="preserve">3.4</w:t>
+        <w:t xml:space="preserve">4.4</w:t>
       </w:r>
       <w:r>
         <w:tab/>
@@ -1693,9 +1909,9 @@
         <w:t xml:space="preserve">Three degradation scenarios are generated: mild (7-day), moderate (30-day), and severe (90-day) deployments, with realistic dropout rates (2–10% scaled to deployment duration).</w:t>
       </w:r>
     </w:p>
-    <w:bookmarkEnd w:id="31"/>
-    <w:bookmarkEnd w:id="32"/>
-    <w:bookmarkStart w:id="45" w:name="proposed-method-robustcrop-pipeline"/>
+    <w:bookmarkEnd w:id="33"/>
+    <w:bookmarkEnd w:id="34"/>
+    <w:bookmarkStart w:id="47" w:name="proposed-method-robustcrop-pipeline"/>
     <w:p>
       <w:pPr>
         <w:pStyle w:val="Heading1"/>
@@ -1704,7 +1920,7 @@
         <w:rPr>
           <w:rStyle w:val="SectionNumber"/>
         </w:rPr>
-        <w:t xml:space="preserve">4</w:t>
+        <w:t xml:space="preserve">5</w:t>
       </w:r>
       <w:r>
         <w:tab/>
@@ -1713,7 +1929,7 @@
         <w:t xml:space="preserve">Proposed Method: RobustCrop Pipeline</w:t>
       </w:r>
     </w:p>
-    <w:bookmarkStart w:id="37" w:name="system-overview"/>
+    <w:bookmarkStart w:id="39" w:name="system-overview"/>
     <w:p>
       <w:pPr>
         <w:pStyle w:val="Heading2"/>
@@ -1722,7 +1938,7 @@
         <w:rPr>
           <w:rStyle w:val="SectionNumber"/>
         </w:rPr>
-        <w:t xml:space="preserve">4.1</w:t>
+        <w:t xml:space="preserve">5.1</w:t>
       </w:r>
       <w:r>
         <w:tab/>
@@ -1761,7 +1977,7 @@
         <w:t xml:space="preserve">. The system architecture is illustrated in Figure 1.</w:t>
       </w:r>
     </w:p>
-    <w:bookmarkStart w:id="36" w:name="fig:arch"/>
+    <w:bookmarkStart w:id="38" w:name="fig:arch"/>
     <w:p>
       <w:pPr>
         <w:pStyle w:val="CaptionedFigure"/>
@@ -1771,18 +1987,18 @@
           <wp:inline>
             <wp:extent cx="5334000" cy="2642293"/>
             <wp:effectExtent b="0" l="0" r="0" t="0"/>
-            <wp:docPr descr="System architecture of the RobustCrop pipeline showing the leak-free per-fold design." title="" id="34" name="Picture"/>
+            <wp:docPr descr="System architecture of the RobustCrop pipeline showing the leak-free per-fold design." title="" id="36" name="Picture"/>
             <a:graphic>
               <a:graphicData uri="http://schemas.openxmlformats.org/drawingml/2006/picture">
                 <pic:pic>
                   <pic:nvPicPr>
-                    <pic:cNvPr descr="01_primary_distributions.png" id="35" name="Picture"/>
+                    <pic:cNvPr descr="01_primary_distributions.png" id="37" name="Picture"/>
                     <pic:cNvPicPr>
                       <a:picLocks noChangeArrowheads="1" noChangeAspect="1"/>
                     </pic:cNvPicPr>
                   </pic:nvPicPr>
                   <pic:blipFill>
-                    <a:blip r:embed="rId33"/>
+                    <a:blip r:embed="rId35"/>
                     <a:stretch>
                       <a:fillRect/>
                     </a:stretch>
@@ -1817,9 +2033,9 @@
         <w:t xml:space="preserve">System architecture of the RobustCrop pipeline showing the leak-free per-fold design.</w:t>
       </w:r>
     </w:p>
-    <w:bookmarkEnd w:id="36"/>
-    <w:bookmarkEnd w:id="37"/>
-    <w:bookmarkStart w:id="38" w:name="data-preprocessing"/>
+    <w:bookmarkEnd w:id="38"/>
+    <w:bookmarkEnd w:id="39"/>
+    <w:bookmarkStart w:id="40" w:name="data-preprocessing"/>
     <w:p>
       <w:pPr>
         <w:pStyle w:val="Heading2"/>
@@ -1828,7 +2044,7 @@
         <w:rPr>
           <w:rStyle w:val="SectionNumber"/>
         </w:rPr>
-        <w:t xml:space="preserve">4.2</w:t>
+        <w:t xml:space="preserve">5.2</w:t>
       </w:r>
       <w:r>
         <w:tab/>
@@ -1891,8 +2107,8 @@
         <w:t xml:space="preserve">StandardScaler is applied within each cross-validation fold as part of the Pipeline (Section 4.4), fitted exclusively on the training fold.</w:t>
       </w:r>
     </w:p>
-    <w:bookmarkEnd w:id="38"/>
-    <w:bookmarkStart w:id="39" w:name="feature-selection-consensus-ranking"/>
+    <w:bookmarkEnd w:id="40"/>
+    <w:bookmarkStart w:id="41" w:name="feature-selection-consensus-ranking"/>
     <w:p>
       <w:pPr>
         <w:pStyle w:val="Heading2"/>
@@ -1901,7 +2117,7 @@
         <w:rPr>
           <w:rStyle w:val="SectionNumber"/>
         </w:rPr>
-        <w:t xml:space="preserve">4.3</w:t>
+        <w:t xml:space="preserve">5.3</w:t>
       </w:r>
       <w:r>
         <w:tab/>
@@ -2341,8 +2557,8 @@
         <w:t xml:space="preserve">is the number of feature selection methods.</w:t>
       </w:r>
     </w:p>
-    <w:bookmarkEnd w:id="39"/>
-    <w:bookmarkStart w:id="40" w:name="leak-free-pipeline-architecture"/>
+    <w:bookmarkEnd w:id="41"/>
+    <w:bookmarkStart w:id="42" w:name="leak-free-pipeline-architecture"/>
     <w:p>
       <w:pPr>
         <w:pStyle w:val="Heading2"/>
@@ -2351,7 +2567,7 @@
         <w:rPr>
           <w:rStyle w:val="SectionNumber"/>
         </w:rPr>
-        <w:t xml:space="preserve">4.4</w:t>
+        <w:t xml:space="preserve">5.4</w:t>
       </w:r>
       <w:r>
         <w:tab/>
@@ -2442,8 +2658,8 @@
         <w:t xml:space="preserve">This architecture ensures every preprocessing step observes only training data, providing an unbiased estimate of generalisation performance.</w:t>
       </w:r>
     </w:p>
-    <w:bookmarkEnd w:id="40"/>
-    <w:bookmarkStart w:id="41" w:name="proposed-classifier"/>
+    <w:bookmarkEnd w:id="42"/>
+    <w:bookmarkStart w:id="43" w:name="proposed-classifier"/>
     <w:p>
       <w:pPr>
         <w:pStyle w:val="Heading2"/>
@@ -2452,7 +2668,7 @@
         <w:rPr>
           <w:rStyle w:val="SectionNumber"/>
         </w:rPr>
-        <w:t xml:space="preserve">4.5</w:t>
+        <w:t xml:space="preserve">5.5</w:t>
       </w:r>
       <w:r>
         <w:tab/>
@@ -3302,8 +3518,8 @@
         </w:tc>
       </w:tr>
     </w:tbl>
-    <w:bookmarkEnd w:id="41"/>
-    <w:bookmarkStart w:id="42" w:name="evaluation-protocol"/>
+    <w:bookmarkEnd w:id="43"/>
+    <w:bookmarkStart w:id="44" w:name="evaluation-protocol"/>
     <w:p>
       <w:pPr>
         <w:pStyle w:val="Heading2"/>
@@ -3312,7 +3528,7 @@
         <w:rPr>
           <w:rStyle w:val="SectionNumber"/>
         </w:rPr>
-        <w:t xml:space="preserve">4.6</w:t>
+        <w:t xml:space="preserve">5.6</w:t>
       </w:r>
       <w:r>
         <w:tab/>
@@ -3950,8 +4166,8 @@
         <w:t xml:space="preserve">Average gap between confidence and accuracy across bins.</w:t>
       </w:r>
     </w:p>
-    <w:bookmarkEnd w:id="42"/>
-    <w:bookmarkStart w:id="43" w:name="X06dd9e0600acafa72a22c5cc9d813d7f3a0847f"/>
+    <w:bookmarkEnd w:id="44"/>
+    <w:bookmarkStart w:id="45" w:name="X06dd9e0600acafa72a22c5cc9d813d7f3a0847f"/>
     <w:p>
       <w:pPr>
         <w:pStyle w:val="Heading2"/>
@@ -3960,7 +4176,7 @@
         <w:rPr>
           <w:rStyle w:val="SectionNumber"/>
         </w:rPr>
-        <w:t xml:space="preserve">4.7</w:t>
+        <w:t xml:space="preserve">5.7</w:t>
       </w:r>
       <w:r>
         <w:tab/>
@@ -4115,8 +4331,8 @@
         <w:t xml:space="preserve">The wrapper is transparent to the Pipeline — it behaves exactly like any other sklearn estimator.</w:t>
       </w:r>
     </w:p>
-    <w:bookmarkEnd w:id="43"/>
-    <w:bookmarkStart w:id="44" w:name="Xcfd94f64e894a2d2d16ec7a2aae8d86058e5750"/>
+    <w:bookmarkEnd w:id="45"/>
+    <w:bookmarkStart w:id="46" w:name="Xcfd94f64e894a2d2d16ec7a2aae8d86058e5750"/>
     <w:p>
       <w:pPr>
         <w:pStyle w:val="Heading2"/>
@@ -4125,7 +4341,7 @@
         <w:rPr>
           <w:rStyle w:val="SectionNumber"/>
         </w:rPr>
-        <w:t xml:space="preserve">4.8</w:t>
+        <w:t xml:space="preserve">5.8</w:t>
       </w:r>
       <w:r>
         <w:tab/>
@@ -4329,9 +4545,9 @@
         <w:t xml:space="preserve">, weights), etc.</w:t>
       </w:r>
     </w:p>
-    <w:bookmarkEnd w:id="44"/>
-    <w:bookmarkEnd w:id="45"/>
-    <w:bookmarkStart w:id="78" w:name="results-and-analysis"/>
+    <w:bookmarkEnd w:id="46"/>
+    <w:bookmarkEnd w:id="47"/>
+    <w:bookmarkStart w:id="80" w:name="results-and-analysis"/>
     <w:p>
       <w:pPr>
         <w:pStyle w:val="Heading1"/>
@@ -4340,7 +4556,7 @@
         <w:rPr>
           <w:rStyle w:val="SectionNumber"/>
         </w:rPr>
-        <w:t xml:space="preserve">5</w:t>
+        <w:t xml:space="preserve">6</w:t>
       </w:r>
       <w:r>
         <w:tab/>
@@ -4349,7 +4565,7 @@
         <w:t xml:space="preserve">Results and Analysis</w:t>
       </w:r>
     </w:p>
-    <w:bookmarkStart w:id="55" w:name="feature-selection-consensus-ranking-1"/>
+    <w:bookmarkStart w:id="57" w:name="feature-selection-consensus-ranking-1"/>
     <w:p>
       <w:pPr>
         <w:pStyle w:val="Heading2"/>
@@ -4358,7 +4574,7 @@
         <w:rPr>
           <w:rStyle w:val="SectionNumber"/>
         </w:rPr>
-        <w:t xml:space="preserve">5.1</w:t>
+        <w:t xml:space="preserve">6.1</w:t>
       </w:r>
       <w:r>
         <w:tab/>
@@ -4367,7 +4583,7 @@
         <w:t xml:space="preserve">Feature Selection: Consensus Ranking</w:t>
       </w:r>
     </w:p>
-    <w:bookmarkStart w:id="46" w:name="primary-dataset-7-features"/>
+    <w:bookmarkStart w:id="48" w:name="primary-dataset-7-features"/>
     <w:p>
       <w:pPr>
         <w:pStyle w:val="Heading3"/>
@@ -4376,7 +4592,7 @@
         <w:rPr>
           <w:rStyle w:val="SectionNumber"/>
         </w:rPr>
-        <w:t xml:space="preserve">5.1.1</w:t>
+        <w:t xml:space="preserve">6.1.1</w:t>
       </w:r>
       <w:r>
         <w:tab/>
@@ -4766,8 +4982,8 @@
         <w:t xml:space="preserve">. The dominance of climate features over soil nutrients suggests that macro-environmental conditions are the primary driver of crop suitability.</w:t>
       </w:r>
     </w:p>
-    <w:bookmarkEnd w:id="46"/>
-    <w:bookmarkStart w:id="54" w:name="secondary-dataset-12-features"/>
+    <w:bookmarkEnd w:id="48"/>
+    <w:bookmarkStart w:id="56" w:name="secondary-dataset-12-features"/>
     <w:p>
       <w:pPr>
         <w:pStyle w:val="Heading3"/>
@@ -4776,7 +4992,7 @@
         <w:rPr>
           <w:rStyle w:val="SectionNumber"/>
         </w:rPr>
-        <w:t xml:space="preserve">5.1.2</w:t>
+        <w:t xml:space="preserve">6.1.2</w:t>
       </w:r>
       <w:r>
         <w:tab/>
@@ -5327,7 +5543,7 @@
         <w:t xml:space="preserve">dominate — contrary to the primary dataset where macronutrients (N, P, K) are mid-ranked.</w:t>
       </w:r>
     </w:p>
-    <w:bookmarkStart w:id="49" w:name="fig:primary_dist"/>
+    <w:bookmarkStart w:id="51" w:name="fig:primary_dist"/>
     <w:p>
       <w:pPr>
         <w:pStyle w:val="CaptionedFigure"/>
@@ -5337,18 +5553,18 @@
           <wp:inline>
             <wp:extent cx="5334000" cy="2642293"/>
             <wp:effectExtent b="0" l="0" r="0" t="0"/>
-            <wp:docPr descr="Feature distributions of the primary (semi-synthetic) crop recommendation dataset." title="" id="47" name="Picture"/>
+            <wp:docPr descr="Feature distributions of the primary (semi-synthetic) crop recommendation dataset." title="" id="49" name="Picture"/>
             <a:graphic>
               <a:graphicData uri="http://schemas.openxmlformats.org/drawingml/2006/picture">
                 <pic:pic>
                   <pic:nvPicPr>
-                    <pic:cNvPr descr="01_primary_distributions.png" id="48" name="Picture"/>
+                    <pic:cNvPr descr="01_primary_distributions.png" id="50" name="Picture"/>
                     <pic:cNvPicPr>
                       <a:picLocks noChangeArrowheads="1" noChangeAspect="1"/>
                     </pic:cNvPicPr>
                   </pic:nvPicPr>
                   <pic:blipFill>
-                    <a:blip r:embed="rId33"/>
+                    <a:blip r:embed="rId35"/>
                     <a:stretch>
                       <a:fillRect/>
                     </a:stretch>
@@ -5383,8 +5599,8 @@
         <w:t xml:space="preserve">Feature distributions of the primary (semi-synthetic) crop recommendation dataset.</w:t>
       </w:r>
     </w:p>
-    <w:bookmarkEnd w:id="49"/>
-    <w:bookmarkStart w:id="53" w:name="fig:secondary_dist"/>
+    <w:bookmarkEnd w:id="51"/>
+    <w:bookmarkStart w:id="55" w:name="fig:secondary_dist"/>
     <w:p>
       <w:pPr>
         <w:pStyle w:val="CaptionedFigure"/>
@@ -5394,18 +5610,18 @@
           <wp:inline>
             <wp:extent cx="5334000" cy="3359351"/>
             <wp:effectExtent b="0" l="0" r="0" t="0"/>
-            <wp:docPr descr="Feature distributions of the secondary (real) soil fertility dataset." title="" id="51" name="Picture"/>
+            <wp:docPr descr="Feature distributions of the secondary (real) soil fertility dataset." title="" id="53" name="Picture"/>
             <a:graphic>
               <a:graphicData uri="http://schemas.openxmlformats.org/drawingml/2006/picture">
                 <pic:pic>
                   <pic:nvPicPr>
-                    <pic:cNvPr descr="02_secondary_distributions.png" id="52" name="Picture"/>
+                    <pic:cNvPr descr="02_secondary_distributions.png" id="54" name="Picture"/>
                     <pic:cNvPicPr>
                       <a:picLocks noChangeArrowheads="1" noChangeAspect="1"/>
                     </pic:cNvPicPr>
                   </pic:nvPicPr>
                   <pic:blipFill>
-                    <a:blip r:embed="rId50"/>
+                    <a:blip r:embed="rId52"/>
                     <a:stretch>
                       <a:fillRect/>
                     </a:stretch>
@@ -5440,10 +5656,10 @@
         <w:t xml:space="preserve">Feature distributions of the secondary (real) soil fertility dataset.</w:t>
       </w:r>
     </w:p>
-    <w:bookmarkEnd w:id="53"/>
-    <w:bookmarkEnd w:id="54"/>
     <w:bookmarkEnd w:id="55"/>
-    <w:bookmarkStart w:id="60" w:name="X7a20b1ee25f83f865335e43a6614171b74aba36"/>
+    <w:bookmarkEnd w:id="56"/>
+    <w:bookmarkEnd w:id="57"/>
+    <w:bookmarkStart w:id="62" w:name="X7a20b1ee25f83f865335e43a6614171b74aba36"/>
     <w:p>
       <w:pPr>
         <w:pStyle w:val="Heading2"/>
@@ -5452,7 +5668,7 @@
         <w:rPr>
           <w:rStyle w:val="SectionNumber"/>
         </w:rPr>
-        <w:t xml:space="preserve">5.2</w:t>
+        <w:t xml:space="preserve">6.2</w:t>
       </w:r>
       <w:r>
         <w:tab/>
@@ -6507,7 +6723,7 @@
         </w:tc>
       </w:tr>
     </w:tbl>
-    <w:bookmarkStart w:id="59" w:name="fig:cv"/>
+    <w:bookmarkStart w:id="61" w:name="fig:cv"/>
     <w:p>
       <w:pPr>
         <w:pStyle w:val="CaptionedFigure"/>
@@ -6517,18 +6733,18 @@
           <wp:inline>
             <wp:extent cx="5334000" cy="2114014"/>
             <wp:effectExtent b="0" l="0" r="0" t="0"/>
-            <wp:docPr descr="Cross-validation comparison across classifiers on both datasets." title="" id="57" name="Picture"/>
+            <wp:docPr descr="Cross-validation comparison across classifiers on both datasets." title="" id="59" name="Picture"/>
             <a:graphic>
               <a:graphicData uri="http://schemas.openxmlformats.org/drawingml/2006/picture">
                 <pic:pic>
                   <pic:nvPicPr>
-                    <pic:cNvPr descr="10_cv_comparison.png" id="58" name="Picture"/>
+                    <pic:cNvPr descr="10_cv_comparison.png" id="60" name="Picture"/>
                     <pic:cNvPicPr>
                       <a:picLocks noChangeArrowheads="1" noChangeAspect="1"/>
                     </pic:cNvPicPr>
                   </pic:nvPicPr>
                   <pic:blipFill>
-                    <a:blip r:embed="rId56"/>
+                    <a:blip r:embed="rId58"/>
                     <a:stretch>
                       <a:fillRect/>
                     </a:stretch>
@@ -6563,9 +6779,9 @@
         <w:t xml:space="preserve">Cross-validation comparison across classifiers on both datasets.</w:t>
       </w:r>
     </w:p>
-    <w:bookmarkEnd w:id="59"/>
-    <w:bookmarkEnd w:id="60"/>
-    <w:bookmarkStart w:id="61" w:name="X851d27663a7538d7f766c6bc4e2b2cb44b81e95"/>
+    <w:bookmarkEnd w:id="61"/>
+    <w:bookmarkEnd w:id="62"/>
+    <w:bookmarkStart w:id="63" w:name="X851d27663a7538d7f766c6bc4e2b2cb44b81e95"/>
     <w:p>
       <w:pPr>
         <w:pStyle w:val="Heading2"/>
@@ -6574,7 +6790,7 @@
         <w:rPr>
           <w:rStyle w:val="SectionNumber"/>
         </w:rPr>
-        <w:t xml:space="preserve">5.3</w:t>
+        <w:t xml:space="preserve">6.3</w:t>
       </w:r>
       <w:r>
         <w:tab/>
@@ -7710,8 +7926,8 @@
         <w:t xml:space="preserve">applied, LightGBM achieves 90.34% — competitive with XGBoost.</w:t>
       </w:r>
     </w:p>
-    <w:bookmarkEnd w:id="61"/>
-    <w:bookmarkStart w:id="62" w:name="feature-subset-ablation"/>
+    <w:bookmarkEnd w:id="63"/>
+    <w:bookmarkStart w:id="64" w:name="feature-subset-ablation"/>
     <w:p>
       <w:pPr>
         <w:pStyle w:val="Heading2"/>
@@ -7720,7 +7936,7 @@
         <w:rPr>
           <w:rStyle w:val="SectionNumber"/>
         </w:rPr>
-        <w:t xml:space="preserve">5.4</w:t>
+        <w:t xml:space="preserve">6.4</w:t>
       </w:r>
       <w:r>
         <w:tab/>
@@ -8039,8 +8255,8 @@
         <w:t xml:space="preserve">with minimal accuracy loss.</w:t>
       </w:r>
     </w:p>
-    <w:bookmarkEnd w:id="62"/>
-    <w:bookmarkStart w:id="67" w:name="sensor-degradation-robustness"/>
+    <w:bookmarkEnd w:id="64"/>
+    <w:bookmarkStart w:id="69" w:name="sensor-degradation-robustness"/>
     <w:p>
       <w:pPr>
         <w:pStyle w:val="Heading2"/>
@@ -8049,7 +8265,7 @@
         <w:rPr>
           <w:rStyle w:val="SectionNumber"/>
         </w:rPr>
-        <w:t xml:space="preserve">5.5</w:t>
+        <w:t xml:space="preserve">6.5</w:t>
       </w:r>
       <w:r>
         <w:tab/>
@@ -8511,7 +8727,7 @@
         <w:t xml:space="preserve">for deployment reliability.</w:t>
       </w:r>
     </w:p>
-    <w:bookmarkStart w:id="66" w:name="fig:robustness"/>
+    <w:bookmarkStart w:id="68" w:name="fig:robustness"/>
     <w:p>
       <w:pPr>
         <w:pStyle w:val="CaptionedFigure"/>
@@ -8521,18 +8737,18 @@
           <wp:inline>
             <wp:extent cx="5334000" cy="1766789"/>
             <wp:effectExtent b="0" l="0" r="0" t="0"/>
-            <wp:docPr descr="Sensor degradation robustness: accuracy under mild (7-day), moderate (30-day), and severe (90-day) monotonic drift." title="" id="64" name="Picture"/>
+            <wp:docPr descr="Sensor degradation robustness: accuracy under mild (7-day), moderate (30-day), and severe (90-day) monotonic drift." title="" id="66" name="Picture"/>
             <a:graphic>
               <a:graphicData uri="http://schemas.openxmlformats.org/drawingml/2006/picture">
                 <pic:pic>
                   <pic:nvPicPr>
-                    <pic:cNvPr descr="12_robustness.png" id="65" name="Picture"/>
+                    <pic:cNvPr descr="12_robustness.png" id="67" name="Picture"/>
                     <pic:cNvPicPr>
                       <a:picLocks noChangeArrowheads="1" noChangeAspect="1"/>
                     </pic:cNvPicPr>
                   </pic:nvPicPr>
                   <pic:blipFill>
-                    <a:blip r:embed="rId63"/>
+                    <a:blip r:embed="rId65"/>
                     <a:stretch>
                       <a:fillRect/>
                     </a:stretch>
@@ -8567,9 +8783,9 @@
         <w:t xml:space="preserve">Sensor degradation robustness: accuracy under mild (7-day), moderate (30-day), and severe (90-day) monotonic drift.</w:t>
       </w:r>
     </w:p>
-    <w:bookmarkEnd w:id="66"/>
-    <w:bookmarkEnd w:id="67"/>
-    <w:bookmarkStart w:id="72" w:name="shap-explainability-analysis"/>
+    <w:bookmarkEnd w:id="68"/>
+    <w:bookmarkEnd w:id="69"/>
+    <w:bookmarkStart w:id="74" w:name="shap-explainability-analysis"/>
     <w:p>
       <w:pPr>
         <w:pStyle w:val="Heading2"/>
@@ -8578,7 +8794,7 @@
         <w:rPr>
           <w:rStyle w:val="SectionNumber"/>
         </w:rPr>
-        <w:t xml:space="preserve">5.6</w:t>
+        <w:t xml:space="preserve">6.6</w:t>
       </w:r>
       <w:r>
         <w:tab/>
@@ -9053,7 +9269,7 @@
         <w:t xml:space="preserve">.</w:t>
       </w:r>
     </w:p>
-    <w:bookmarkStart w:id="71" w:name="fig:shap"/>
+    <w:bookmarkStart w:id="73" w:name="fig:shap"/>
     <w:p>
       <w:pPr>
         <w:pStyle w:val="CaptionedFigure"/>
@@ -9063,18 +9279,18 @@
           <wp:inline>
             <wp:extent cx="5334000" cy="3148529"/>
             <wp:effectExtent b="0" l="0" r="0" t="0"/>
-            <wp:docPr descr="SHAP feature importance for the Random Forest classifier on the primary dataset." title="" id="69" name="Picture"/>
+            <wp:docPr descr="SHAP feature importance for the Random Forest classifier on the primary dataset." title="" id="71" name="Picture"/>
             <a:graphic>
               <a:graphicData uri="http://schemas.openxmlformats.org/drawingml/2006/picture">
                 <pic:pic>
                   <pic:nvPicPr>
-                    <pic:cNvPr descr="11_shap_RandomForest.png" id="70" name="Picture"/>
+                    <pic:cNvPr descr="11_shap_RandomForest.png" id="72" name="Picture"/>
                     <pic:cNvPicPr>
                       <a:picLocks noChangeArrowheads="1" noChangeAspect="1"/>
                     </pic:cNvPicPr>
                   </pic:nvPicPr>
                   <pic:blipFill>
-                    <a:blip r:embed="rId68"/>
+                    <a:blip r:embed="rId70"/>
                     <a:stretch>
                       <a:fillRect/>
                     </a:stretch>
@@ -9109,9 +9325,9 @@
         <w:t xml:space="preserve">SHAP feature importance for the Random Forest classifier on the primary dataset.</w:t>
       </w:r>
     </w:p>
-    <w:bookmarkEnd w:id="71"/>
-    <w:bookmarkEnd w:id="72"/>
-    <w:bookmarkStart w:id="77" w:name="cross-dataset-feature-consistency"/>
+    <w:bookmarkEnd w:id="73"/>
+    <w:bookmarkEnd w:id="74"/>
+    <w:bookmarkStart w:id="79" w:name="cross-dataset-feature-consistency"/>
     <w:p>
       <w:pPr>
         <w:pStyle w:val="Heading2"/>
@@ -9120,7 +9336,7 @@
         <w:rPr>
           <w:rStyle w:val="SectionNumber"/>
         </w:rPr>
-        <w:t xml:space="preserve">5.7</w:t>
+        <w:t xml:space="preserve">6.7</w:t>
       </w:r>
       <w:r>
         <w:tab/>
@@ -9627,7 +9843,7 @@
         <w:t xml:space="preserve">(0.293). This divergence underscores that feature importance should not be generalised from a single dataset.</w:t>
       </w:r>
     </w:p>
-    <w:bookmarkStart w:id="76" w:name="fig:cross_dataset"/>
+    <w:bookmarkStart w:id="78" w:name="fig:cross_dataset"/>
     <w:p>
       <w:pPr>
         <w:pStyle w:val="CaptionedFigure"/>
@@ -9637,18 +9853,18 @@
           <wp:inline>
             <wp:extent cx="5334000" cy="3789201"/>
             <wp:effectExtent b="0" l="0" r="0" t="0"/>
-            <wp:docPr descr="Cross-dataset feature comparison for shared features (N, P, K)." title="" id="74" name="Picture"/>
+            <wp:docPr descr="Cross-dataset feature comparison for shared features (N, P, K)." title="" id="76" name="Picture"/>
             <a:graphic>
               <a:graphicData uri="http://schemas.openxmlformats.org/drawingml/2006/picture">
                 <pic:pic>
                   <pic:nvPicPr>
-                    <pic:cNvPr descr="07_shared_features_comparison.png" id="75" name="Picture"/>
+                    <pic:cNvPr descr="07_shared_features_comparison.png" id="77" name="Picture"/>
                     <pic:cNvPicPr>
                       <a:picLocks noChangeArrowheads="1" noChangeAspect="1"/>
                     </pic:cNvPicPr>
                   </pic:nvPicPr>
                   <pic:blipFill>
-                    <a:blip r:embed="rId73"/>
+                    <a:blip r:embed="rId75"/>
                     <a:stretch>
                       <a:fillRect/>
                     </a:stretch>
@@ -9683,10 +9899,10 @@
         <w:t xml:space="preserve">Cross-dataset feature comparison for shared features (N, P, K).</w:t>
       </w:r>
     </w:p>
-    <w:bookmarkEnd w:id="76"/>
-    <w:bookmarkEnd w:id="77"/>
     <w:bookmarkEnd w:id="78"/>
-    <w:bookmarkStart w:id="88" w:name="discussion"/>
+    <w:bookmarkEnd w:id="79"/>
+    <w:bookmarkEnd w:id="80"/>
+    <w:bookmarkStart w:id="90" w:name="discussion"/>
     <w:p>
       <w:pPr>
         <w:pStyle w:val="Heading1"/>
@@ -9695,7 +9911,7 @@
         <w:rPr>
           <w:rStyle w:val="SectionNumber"/>
         </w:rPr>
-        <w:t xml:space="preserve">6</w:t>
+        <w:t xml:space="preserve">7</w:t>
       </w:r>
       <w:r>
         <w:tab/>
@@ -9704,7 +9920,7 @@
         <w:t xml:space="preserve">Discussion</w:t>
       </w:r>
     </w:p>
-    <w:bookmarkStart w:id="79" w:name="X91134634362f01e25bf5899beecbff910f774b4"/>
+    <w:bookmarkStart w:id="81" w:name="X91134634362f01e25bf5899beecbff910f774b4"/>
     <w:p>
       <w:pPr>
         <w:pStyle w:val="Heading2"/>
@@ -9713,7 +9929,7 @@
         <w:rPr>
           <w:rStyle w:val="SectionNumber"/>
         </w:rPr>
-        <w:t xml:space="preserve">6.1</w:t>
+        <w:t xml:space="preserve">7.1</w:t>
       </w:r>
       <w:r>
         <w:tab/>
@@ -9804,8 +10020,8 @@
         <w:t xml:space="preserve">RF’s random feature subsampling decorrelates trees and reduces overfitting to the majority class’s feature distribution.</w:t>
       </w:r>
     </w:p>
-    <w:bookmarkEnd w:id="79"/>
-    <w:bookmarkStart w:id="84" w:name="calibration-and-decision-reliability"/>
+    <w:bookmarkEnd w:id="81"/>
+    <w:bookmarkStart w:id="86" w:name="calibration-and-decision-reliability"/>
     <w:p>
       <w:pPr>
         <w:pStyle w:val="Heading2"/>
@@ -9814,7 +10030,7 @@
         <w:rPr>
           <w:rStyle w:val="SectionNumber"/>
         </w:rPr>
-        <w:t xml:space="preserve">6.2</w:t>
+        <w:t xml:space="preserve">7.2</w:t>
       </w:r>
       <w:r>
         <w:tab/>
@@ -9831,7 +10047,7 @@
         <w:t xml:space="preserve">For agricultural deployment, classification accuracy alone is insufficient. Our calibration analysis reveals that Random Forest is moderately well-calibrated (ECE = 0.0430) but tends toward overconfidence. LightGBM achieves the best calibration (ECE = 0.0068), making it preferred when probability estimates are critical. GaussianNB is poorly calibrated despite high accuracy, producing near-0/1 posteriors.</w:t>
       </w:r>
     </w:p>
-    <w:bookmarkStart w:id="83" w:name="fig:calibration"/>
+    <w:bookmarkStart w:id="85" w:name="fig:calibration"/>
     <w:p>
       <w:pPr>
         <w:pStyle w:val="CaptionedFigure"/>
@@ -9841,18 +10057,18 @@
           <wp:inline>
             <wp:extent cx="5334000" cy="1467174"/>
             <wp:effectExtent b="0" l="0" r="0" t="0"/>
-            <wp:docPr descr="Calibration curves for the proposed Random Forest classifier." title="" id="81" name="Picture"/>
+            <wp:docPr descr="Calibration curves for the proposed Random Forest classifier." title="" id="83" name="Picture"/>
             <a:graphic>
               <a:graphicData uri="http://schemas.openxmlformats.org/drawingml/2006/picture">
                 <pic:pic>
                   <pic:nvPicPr>
-                    <pic:cNvPr descr="13_calibration.png" id="82" name="Picture"/>
+                    <pic:cNvPr descr="13_calibration.png" id="84" name="Picture"/>
                     <pic:cNvPicPr>
                       <a:picLocks noChangeArrowheads="1" noChangeAspect="1"/>
                     </pic:cNvPicPr>
                   </pic:nvPicPr>
                   <pic:blipFill>
-                    <a:blip r:embed="rId80"/>
+                    <a:blip r:embed="rId82"/>
                     <a:stretch>
                       <a:fillRect/>
                     </a:stretch>
@@ -9887,9 +10103,9 @@
         <w:t xml:space="preserve">Calibration curves for the proposed Random Forest classifier.</w:t>
       </w:r>
     </w:p>
-    <w:bookmarkEnd w:id="83"/>
-    <w:bookmarkEnd w:id="84"/>
-    <w:bookmarkStart w:id="85" w:name="practical-deployment-guidance"/>
+    <w:bookmarkEnd w:id="85"/>
+    <w:bookmarkEnd w:id="86"/>
+    <w:bookmarkStart w:id="87" w:name="practical-deployment-guidance"/>
     <w:p>
       <w:pPr>
         <w:pStyle w:val="Heading2"/>
@@ -9898,7 +10114,7 @@
         <w:rPr>
           <w:rStyle w:val="SectionNumber"/>
         </w:rPr>
-        <w:t xml:space="preserve">6.3</w:t>
+        <w:t xml:space="preserve">7.3</w:t>
       </w:r>
       <w:r>
         <w:tab/>
@@ -10205,8 +10421,8 @@
         </w:tc>
       </w:tr>
     </w:tbl>
-    <w:bookmarkEnd w:id="85"/>
-    <w:bookmarkStart w:id="86" w:name="limitations"/>
+    <w:bookmarkEnd w:id="87"/>
+    <w:bookmarkStart w:id="88" w:name="limitations"/>
     <w:p>
       <w:pPr>
         <w:pStyle w:val="Heading2"/>
@@ -10215,7 +10431,7 @@
         <w:rPr>
           <w:rStyle w:val="SectionNumber"/>
         </w:rPr>
-        <w:t xml:space="preserve">6.4</w:t>
+        <w:t xml:space="preserve">7.4</w:t>
       </w:r>
       <w:r>
         <w:tab/>
@@ -10312,8 +10528,8 @@
         <w:t xml:space="preserve">Current analysis provides global feature importance. Per-class SHAP breakdowns would provide deeper agronomic insight.</w:t>
       </w:r>
     </w:p>
-    <w:bookmarkEnd w:id="86"/>
-    <w:bookmarkStart w:id="87" w:name="future-work"/>
+    <w:bookmarkEnd w:id="88"/>
+    <w:bookmarkStart w:id="89" w:name="future-work"/>
     <w:p>
       <w:pPr>
         <w:pStyle w:val="Heading2"/>
@@ -10322,7 +10538,7 @@
         <w:rPr>
           <w:rStyle w:val="SectionNumber"/>
         </w:rPr>
-        <w:t xml:space="preserve">6.5</w:t>
+        <w:t xml:space="preserve">7.5</w:t>
       </w:r>
       <w:r>
         <w:tab/>
@@ -10391,9 +10607,9 @@
         <w:t xml:space="preserve">Per-class SHAP analysis for misclassified samples to identify agronomic edge cases.</w:t>
       </w:r>
     </w:p>
-    <w:bookmarkEnd w:id="87"/>
-    <w:bookmarkEnd w:id="88"/>
-    <w:bookmarkStart w:id="89" w:name="conclusion"/>
+    <w:bookmarkEnd w:id="89"/>
+    <w:bookmarkEnd w:id="90"/>
+    <w:bookmarkStart w:id="91" w:name="conclusion"/>
     <w:p>
       <w:pPr>
         <w:pStyle w:val="Heading1"/>
@@ -10402,7 +10618,7 @@
         <w:rPr>
           <w:rStyle w:val="SectionNumber"/>
         </w:rPr>
-        <w:t xml:space="preserve">7</w:t>
+        <w:t xml:space="preserve">8</w:t>
       </w:r>
       <w:r>
         <w:tab/>
@@ -10693,8 +10909,8 @@
         <w:t xml:space="preserve">These findings provide actionable guidance for deploying ML-based crop recommendation in precision agriculture, from sensor selection and feature engineering to classifier choice and maintenance scheduling.</w:t>
       </w:r>
     </w:p>
-    <w:bookmarkEnd w:id="89"/>
-    <w:bookmarkStart w:id="120" w:name="references"/>
+    <w:bookmarkEnd w:id="91"/>
+    <w:bookmarkStart w:id="122" w:name="references"/>
     <w:p>
       <w:pPr>
         <w:pStyle w:val="Heading1"/>
@@ -10703,8 +10919,8 @@
         <w:t xml:space="preserve">References</w:t>
       </w:r>
     </w:p>
-    <w:bookmarkStart w:id="119" w:name="refs"/>
-    <w:bookmarkStart w:id="91" w:name="ref-WorldBank2023"/>
+    <w:bookmarkStart w:id="121" w:name="refs"/>
+    <w:bookmarkStart w:id="93" w:name="ref-WorldBank2023"/>
     <w:p>
       <w:pPr>
         <w:pStyle w:val="Bibliography"/>
@@ -10736,7 +10952,7 @@
       <w:r>
         <w:t xml:space="preserve"> </w:t>
       </w:r>
-      <w:hyperlink r:id="rId90">
+      <w:hyperlink r:id="rId92">
         <w:r>
           <w:rPr>
             <w:rStyle w:val="Hyperlink"/>
@@ -10745,8 +10961,8 @@
         </w:r>
       </w:hyperlink>
     </w:p>
-    <w:bookmarkEnd w:id="91"/>
-    <w:bookmarkStart w:id="93" w:name="ref-Kapoor2023"/>
+    <w:bookmarkEnd w:id="93"/>
+    <w:bookmarkStart w:id="95" w:name="ref-Kapoor2023"/>
     <w:p>
       <w:pPr>
         <w:pStyle w:val="Bibliography"/>
@@ -10785,7 +11001,7 @@
       <w:r>
         <w:t xml:space="preserve"> </w:t>
       </w:r>
-      <w:hyperlink r:id="rId92">
+      <w:hyperlink r:id="rId94">
         <w:r>
           <w:rPr>
             <w:rStyle w:val="Hyperlink"/>
@@ -10797,8 +11013,8 @@
         <w:t xml:space="preserve">.</w:t>
       </w:r>
     </w:p>
-    <w:bookmarkEnd w:id="93"/>
-    <w:bookmarkStart w:id="95" w:name="ref-Liakos2018"/>
+    <w:bookmarkEnd w:id="95"/>
+    <w:bookmarkStart w:id="97" w:name="ref-Liakos2018"/>
     <w:p>
       <w:pPr>
         <w:pStyle w:val="Bibliography"/>
@@ -10837,7 +11053,7 @@
       <w:r>
         <w:t xml:space="preserve"> </w:t>
       </w:r>
-      <w:hyperlink r:id="rId94">
+      <w:hyperlink r:id="rId96">
         <w:r>
           <w:rPr>
             <w:rStyle w:val="Hyperlink"/>
@@ -10849,8 +11065,8 @@
         <w:t xml:space="preserve">.</w:t>
       </w:r>
     </w:p>
-    <w:bookmarkEnd w:id="95"/>
-    <w:bookmarkStart w:id="97" w:name="ref-Shah2022"/>
+    <w:bookmarkEnd w:id="97"/>
+    <w:bookmarkStart w:id="99" w:name="ref-Shah2022"/>
     <w:p>
       <w:pPr>
         <w:pStyle w:val="Bibliography"/>
@@ -10889,7 +11105,7 @@
       <w:r>
         <w:t xml:space="preserve"> </w:t>
       </w:r>
-      <w:hyperlink r:id="rId96">
+      <w:hyperlink r:id="rId98">
         <w:r>
           <w:rPr>
             <w:rStyle w:val="Hyperlink"/>
@@ -10901,8 +11117,8 @@
         <w:t xml:space="preserve">.</w:t>
       </w:r>
     </w:p>
-    <w:bookmarkEnd w:id="97"/>
-    <w:bookmarkStart w:id="99" w:name="ref-Kamilaris2018"/>
+    <w:bookmarkEnd w:id="99"/>
+    <w:bookmarkStart w:id="101" w:name="ref-Kamilaris2018"/>
     <w:p>
       <w:pPr>
         <w:pStyle w:val="Bibliography"/>
@@ -10941,7 +11157,7 @@
       <w:r>
         <w:t xml:space="preserve"> </w:t>
       </w:r>
-      <w:hyperlink r:id="rId98">
+      <w:hyperlink r:id="rId100">
         <w:r>
           <w:rPr>
             <w:rStyle w:val="Hyperlink"/>
@@ -10953,8 +11169,8 @@
         <w:t xml:space="preserve">.</w:t>
       </w:r>
     </w:p>
-    <w:bookmarkEnd w:id="99"/>
-    <w:bookmarkStart w:id="100" w:name="ref-Guyon2003"/>
+    <w:bookmarkEnd w:id="101"/>
+    <w:bookmarkStart w:id="102" w:name="ref-Guyon2003"/>
     <w:p>
       <w:pPr>
         <w:pStyle w:val="Bibliography"/>
@@ -10991,8 +11207,8 @@
         <w:t xml:space="preserve">, vol. 3, pp. 1157–1182, 2003.</w:t>
       </w:r>
     </w:p>
-    <w:bookmarkEnd w:id="100"/>
-    <w:bookmarkStart w:id="102" w:name="ref-Chandrashekar2014"/>
+    <w:bookmarkEnd w:id="102"/>
+    <w:bookmarkStart w:id="104" w:name="ref-Chandrashekar2014"/>
     <w:p>
       <w:pPr>
         <w:pStyle w:val="Bibliography"/>
@@ -11031,7 +11247,7 @@
       <w:r>
         <w:t xml:space="preserve"> </w:t>
       </w:r>
-      <w:hyperlink r:id="rId101">
+      <w:hyperlink r:id="rId103">
         <w:r>
           <w:rPr>
             <w:rStyle w:val="Hyperlink"/>
@@ -11043,8 +11259,8 @@
         <w:t xml:space="preserve">.</w:t>
       </w:r>
     </w:p>
-    <w:bookmarkEnd w:id="102"/>
-    <w:bookmarkStart w:id="104" w:name="ref-Wolfert2017"/>
+    <w:bookmarkEnd w:id="104"/>
+    <w:bookmarkStart w:id="106" w:name="ref-Wolfert2017"/>
     <w:p>
       <w:pPr>
         <w:pStyle w:val="Bibliography"/>
@@ -11083,7 +11299,7 @@
       <w:r>
         <w:t xml:space="preserve"> </w:t>
       </w:r>
-      <w:hyperlink r:id="rId103">
+      <w:hyperlink r:id="rId105">
         <w:r>
           <w:rPr>
             <w:rStyle w:val="Hyperlink"/>
@@ -11095,8 +11311,8 @@
         <w:t xml:space="preserve">.</w:t>
       </w:r>
     </w:p>
-    <w:bookmarkEnd w:id="104"/>
-    <w:bookmarkStart w:id="106" w:name="ref-Rana2019"/>
+    <w:bookmarkEnd w:id="106"/>
+    <w:bookmarkStart w:id="108" w:name="ref-Rana2019"/>
     <w:p>
       <w:pPr>
         <w:pStyle w:val="Bibliography"/>
@@ -11135,7 +11351,7 @@
       <w:r>
         <w:t xml:space="preserve"> </w:t>
       </w:r>
-      <w:hyperlink r:id="rId105">
+      <w:hyperlink r:id="rId107">
         <w:r>
           <w:rPr>
             <w:rStyle w:val="Hyperlink"/>
@@ -11147,8 +11363,8 @@
         <w:t xml:space="preserve">.</w:t>
       </w:r>
     </w:p>
-    <w:bookmarkEnd w:id="106"/>
-    <w:bookmarkStart w:id="108" w:name="ref-Lobnik2011"/>
+    <w:bookmarkEnd w:id="108"/>
+    <w:bookmarkStart w:id="110" w:name="ref-Lobnik2011"/>
     <w:p>
       <w:pPr>
         <w:pStyle w:val="Bibliography"/>
@@ -11187,7 +11403,7 @@
       <w:r>
         <w:t xml:space="preserve"> </w:t>
       </w:r>
-      <w:hyperlink r:id="rId107">
+      <w:hyperlink r:id="rId109">
         <w:r>
           <w:rPr>
             <w:rStyle w:val="Hyperlink"/>
@@ -11199,8 +11415,8 @@
         <w:t xml:space="preserve">.</w:t>
       </w:r>
     </w:p>
-    <w:bookmarkEnd w:id="108"/>
-    <w:bookmarkStart w:id="109" w:name="ref-Pedregosa2011"/>
+    <w:bookmarkEnd w:id="110"/>
+    <w:bookmarkStart w:id="111" w:name="ref-Pedregosa2011"/>
     <w:p>
       <w:pPr>
         <w:pStyle w:val="Bibliography"/>
@@ -11250,8 +11466,8 @@
         <w:t xml:space="preserve">, vol. 12, pp. 2825–2830, 2011.</w:t>
       </w:r>
     </w:p>
-    <w:bookmarkEnd w:id="109"/>
-    <w:bookmarkStart w:id="111" w:name="ref-Breiman2001"/>
+    <w:bookmarkEnd w:id="111"/>
+    <w:bookmarkStart w:id="113" w:name="ref-Breiman2001"/>
     <w:p>
       <w:pPr>
         <w:pStyle w:val="Bibliography"/>
@@ -11290,7 +11506,7 @@
       <w:r>
         <w:t xml:space="preserve"> </w:t>
       </w:r>
-      <w:hyperlink r:id="rId110">
+      <w:hyperlink r:id="rId112">
         <w:r>
           <w:rPr>
             <w:rStyle w:val="Hyperlink"/>
@@ -11302,8 +11518,8 @@
         <w:t xml:space="preserve">.</w:t>
       </w:r>
     </w:p>
-    <w:bookmarkEnd w:id="111"/>
-    <w:bookmarkStart w:id="112" w:name="ref-Kohavi1995"/>
+    <w:bookmarkEnd w:id="113"/>
+    <w:bookmarkStart w:id="114" w:name="ref-Kohavi1995"/>
     <w:p>
       <w:pPr>
         <w:pStyle w:val="Bibliography"/>
@@ -11346,8 +11562,8 @@
         <w:t xml:space="preserve">, 1995, pp. 1137–1143.</w:t>
       </w:r>
     </w:p>
-    <w:bookmarkEnd w:id="112"/>
-    <w:bookmarkStart w:id="114" w:name="ref-Friedman1937"/>
+    <w:bookmarkEnd w:id="114"/>
+    <w:bookmarkStart w:id="116" w:name="ref-Friedman1937"/>
     <w:p>
       <w:pPr>
         <w:pStyle w:val="Bibliography"/>
@@ -11386,7 +11602,7 @@
       <w:r>
         <w:t xml:space="preserve"> </w:t>
       </w:r>
-      <w:hyperlink r:id="rId113">
+      <w:hyperlink r:id="rId115">
         <w:r>
           <w:rPr>
             <w:rStyle w:val="Hyperlink"/>
@@ -11398,8 +11614,8 @@
         <w:t xml:space="preserve">.</w:t>
       </w:r>
     </w:p>
-    <w:bookmarkEnd w:id="114"/>
-    <w:bookmarkStart w:id="115" w:name="ref-Guo2017"/>
+    <w:bookmarkEnd w:id="116"/>
+    <w:bookmarkStart w:id="117" w:name="ref-Guo2017"/>
     <w:p>
       <w:pPr>
         <w:pStyle w:val="Bibliography"/>
@@ -11442,8 +11658,8 @@
         <w:t xml:space="preserve">, 2017, pp. 1321–1330.</w:t>
       </w:r>
     </w:p>
-    <w:bookmarkEnd w:id="115"/>
-    <w:bookmarkStart w:id="117" w:name="ref-Akiba2019"/>
+    <w:bookmarkEnd w:id="117"/>
+    <w:bookmarkStart w:id="119" w:name="ref-Akiba2019"/>
     <w:p>
       <w:pPr>
         <w:pStyle w:val="Bibliography"/>
@@ -11488,7 +11704,7 @@
       <w:r>
         <w:t xml:space="preserve"> </w:t>
       </w:r>
-      <w:hyperlink r:id="rId116">
+      <w:hyperlink r:id="rId118">
         <w:r>
           <w:rPr>
             <w:rStyle w:val="Hyperlink"/>
@@ -11500,8 +11716,8 @@
         <w:t xml:space="preserve">.</w:t>
       </w:r>
     </w:p>
-    <w:bookmarkEnd w:id="117"/>
-    <w:bookmarkStart w:id="118" w:name="ref-Lundberg2017"/>
+    <w:bookmarkEnd w:id="119"/>
+    <w:bookmarkStart w:id="120" w:name="ref-Lundberg2017"/>
     <w:p>
       <w:pPr>
         <w:pStyle w:val="Bibliography"/>
@@ -11544,9 +11760,9 @@
         <w:t xml:space="preserve">, 2017.</w:t>
       </w:r>
     </w:p>
-    <w:bookmarkEnd w:id="118"/>
-    <w:bookmarkEnd w:id="119"/>
     <w:bookmarkEnd w:id="120"/>
+    <w:bookmarkEnd w:id="121"/>
+    <w:bookmarkEnd w:id="122"/>
     <w:sectPr>
       <w:footnotePr>
         <w:numRestart w:val="eachSect"/>

--- a/RobustCrop_Paper.docx
+++ b/RobustCrop_Paper.docx
@@ -1977,7 +1977,7 @@
         <w:t xml:space="preserve">. The system architecture is illustrated in Figure 1.</w:t>
       </w:r>
     </w:p>
-    <w:bookmarkStart w:id="38" w:name="fig:arch"/>
+    <w:bookmarkStart w:id="38" w:name="fig:primary_corr"/>
     <w:p>
       <w:pPr>
         <w:pStyle w:val="CaptionedFigure"/>
@@ -1985,14 +1985,14 @@
       <w:r>
         <w:drawing>
           <wp:inline>
-            <wp:extent cx="5334000" cy="2642293"/>
+            <wp:extent cx="5334000" cy="4790722"/>
             <wp:effectExtent b="0" l="0" r="0" t="0"/>
-            <wp:docPr descr="System architecture of the RobustCrop pipeline showing the leak-free per-fold design." title="" id="36" name="Picture"/>
+            <wp:docPr descr="Feature correlation heatmap of the primary dataset (Naive Bayes independence check)." title="" id="36" name="Picture"/>
             <a:graphic>
               <a:graphicData uri="http://schemas.openxmlformats.org/drawingml/2006/picture">
                 <pic:pic>
                   <pic:nvPicPr>
-                    <pic:cNvPr descr="01_primary_distributions.png" id="37" name="Picture"/>
+                    <pic:cNvPr descr="03_primary_correlation.png" id="37" name="Picture"/>
                     <pic:cNvPicPr>
                       <a:picLocks noChangeArrowheads="1" noChangeAspect="1"/>
                     </pic:cNvPicPr>
@@ -2006,7 +2006,7 @@
                   <pic:spPr bwMode="auto">
                     <a:xfrm>
                       <a:off x="0" y="0"/>
-                      <a:ext cx="5334000" cy="2642293"/>
+                      <a:ext cx="5334000" cy="4790722"/>
                     </a:xfrm>
                     <a:prstGeom prst="rect">
                       <a:avLst/>
@@ -2030,7 +2030,7 @@
         <w:pStyle w:val="ImageCaption"/>
       </w:pPr>
       <w:r>
-        <w:t xml:space="preserve">System architecture of the RobustCrop pipeline showing the leak-free per-fold design.</w:t>
+        <w:t xml:space="preserve">Feature correlation heatmap of the primary dataset (Naive Bayes independence check).</w:t>
       </w:r>
     </w:p>
     <w:bookmarkEnd w:id="38"/>
@@ -4547,7 +4547,7 @@
     </w:p>
     <w:bookmarkEnd w:id="46"/>
     <w:bookmarkEnd w:id="47"/>
-    <w:bookmarkStart w:id="80" w:name="results-and-analysis"/>
+    <w:bookmarkStart w:id="105" w:name="results-and-analysis"/>
     <w:p>
       <w:pPr>
         <w:pStyle w:val="Heading1"/>
@@ -4565,7 +4565,7 @@
         <w:t xml:space="preserve">Results and Analysis</w:t>
       </w:r>
     </w:p>
-    <w:bookmarkStart w:id="57" w:name="feature-selection-consensus-ranking-1"/>
+    <w:bookmarkStart w:id="74" w:name="feature-selection-consensus-ranking-1"/>
     <w:p>
       <w:pPr>
         <w:pStyle w:val="Heading2"/>
@@ -4583,7 +4583,7 @@
         <w:t xml:space="preserve">Feature Selection: Consensus Ranking</w:t>
       </w:r>
     </w:p>
-    <w:bookmarkStart w:id="48" w:name="primary-dataset-7-features"/>
+    <w:bookmarkStart w:id="52" w:name="primary-dataset-7-features"/>
     <w:p>
       <w:pPr>
         <w:pStyle w:val="Heading3"/>
@@ -4979,11 +4979,71 @@
         <w:t xml:space="preserve">potassium (K)</w:t>
       </w:r>
       <w:r>
-        <w:t xml:space="preserve">. The dominance of climate features over soil nutrients suggests that macro-environmental conditions are the primary driver of crop suitability.</w:t>
-      </w:r>
-    </w:p>
-    <w:bookmarkEnd w:id="48"/>
-    <w:bookmarkStart w:id="56" w:name="secondary-dataset-12-features"/>
+        <w:t xml:space="preserve"> </w:t>
+      </w:r>
+      <w:r>
+        <w:t xml:space="preserve">(Figure 4). The dominance of climate features over soil nutrients suggests that macro-environmental conditions are the primary driver of crop suitability.</w:t>
+      </w:r>
+    </w:p>
+    <w:bookmarkStart w:id="51" w:name="fig:fs_primary"/>
+    <w:p>
+      <w:pPr>
+        <w:pStyle w:val="CaptionedFigure"/>
+      </w:pPr>
+      <w:r>
+        <w:drawing>
+          <wp:inline>
+            <wp:extent cx="5334000" cy="3168437"/>
+            <wp:effectExtent b="0" l="0" r="0" t="0"/>
+            <wp:docPr descr="Feature selection consensus ranking for the primary dataset across six methods." title="" id="49" name="Picture"/>
+            <a:graphic>
+              <a:graphicData uri="http://schemas.openxmlformats.org/drawingml/2006/picture">
+                <pic:pic>
+                  <pic:nvPicPr>
+                    <pic:cNvPr descr="08_feature_selection.png" id="50" name="Picture"/>
+                    <pic:cNvPicPr>
+                      <a:picLocks noChangeArrowheads="1" noChangeAspect="1"/>
+                    </pic:cNvPicPr>
+                  </pic:nvPicPr>
+                  <pic:blipFill>
+                    <a:blip r:embed="rId48"/>
+                    <a:stretch>
+                      <a:fillRect/>
+                    </a:stretch>
+                  </pic:blipFill>
+                  <pic:spPr bwMode="auto">
+                    <a:xfrm>
+                      <a:off x="0" y="0"/>
+                      <a:ext cx="5334000" cy="3168437"/>
+                    </a:xfrm>
+                    <a:prstGeom prst="rect">
+                      <a:avLst/>
+                    </a:prstGeom>
+                    <a:noFill/>
+                    <a:ln w="9525">
+                      <a:noFill/>
+                      <a:headEnd/>
+                      <a:tailEnd/>
+                    </a:ln>
+                  </pic:spPr>
+                </pic:pic>
+              </a:graphicData>
+            </a:graphic>
+          </wp:inline>
+        </w:drawing>
+      </w:r>
+    </w:p>
+    <w:p>
+      <w:pPr>
+        <w:pStyle w:val="ImageCaption"/>
+      </w:pPr>
+      <w:r>
+        <w:t xml:space="preserve">Feature selection consensus ranking for the primary dataset across six methods.</w:t>
+      </w:r>
+    </w:p>
+    <w:bookmarkEnd w:id="51"/>
+    <w:bookmarkEnd w:id="52"/>
+    <w:bookmarkStart w:id="73" w:name="secondary-dataset-12-features"/>
     <w:p>
       <w:pPr>
         <w:pStyle w:val="Heading3"/>
@@ -5540,10 +5600,10 @@
         <w:t xml:space="preserve"> </w:t>
       </w:r>
       <w:r>
-        <w:t xml:space="preserve">dominate — contrary to the primary dataset where macronutrients (N, P, K) are mid-ranked.</w:t>
-      </w:r>
-    </w:p>
-    <w:bookmarkStart w:id="51" w:name="fig:primary_dist"/>
+        <w:t xml:space="preserve">dominate (Figure 5) — contrary to the primary dataset where macronutrients (N, P, K) are mid-ranked.</w:t>
+      </w:r>
+    </w:p>
+    <w:bookmarkStart w:id="56" w:name="fig:fs_secondary"/>
     <w:p>
       <w:pPr>
         <w:pStyle w:val="CaptionedFigure"/>
@@ -5551,20 +5611,77 @@
       <w:r>
         <w:drawing>
           <wp:inline>
-            <wp:extent cx="5334000" cy="2642293"/>
+            <wp:extent cx="5334000" cy="3168437"/>
             <wp:effectExtent b="0" l="0" r="0" t="0"/>
-            <wp:docPr descr="Feature distributions of the primary (semi-synthetic) crop recommendation dataset." title="" id="49" name="Picture"/>
+            <wp:docPr descr="Feature selection consensus ranking for the secondary dataset." title="" id="54" name="Picture"/>
             <a:graphic>
               <a:graphicData uri="http://schemas.openxmlformats.org/drawingml/2006/picture">
                 <pic:pic>
                   <pic:nvPicPr>
-                    <pic:cNvPr descr="01_primary_distributions.png" id="50" name="Picture"/>
+                    <pic:cNvPr descr="09_feature_selection_secondary.png" id="55" name="Picture"/>
                     <pic:cNvPicPr>
                       <a:picLocks noChangeArrowheads="1" noChangeAspect="1"/>
                     </pic:cNvPicPr>
                   </pic:nvPicPr>
                   <pic:blipFill>
-                    <a:blip r:embed="rId35"/>
+                    <a:blip r:embed="rId53"/>
+                    <a:stretch>
+                      <a:fillRect/>
+                    </a:stretch>
+                  </pic:blipFill>
+                  <pic:spPr bwMode="auto">
+                    <a:xfrm>
+                      <a:off x="0" y="0"/>
+                      <a:ext cx="5334000" cy="3168437"/>
+                    </a:xfrm>
+                    <a:prstGeom prst="rect">
+                      <a:avLst/>
+                    </a:prstGeom>
+                    <a:noFill/>
+                    <a:ln w="9525">
+                      <a:noFill/>
+                      <a:headEnd/>
+                      <a:tailEnd/>
+                    </a:ln>
+                  </pic:spPr>
+                </pic:pic>
+              </a:graphicData>
+            </a:graphic>
+          </wp:inline>
+        </w:drawing>
+      </w:r>
+    </w:p>
+    <w:p>
+      <w:pPr>
+        <w:pStyle w:val="ImageCaption"/>
+      </w:pPr>
+      <w:r>
+        <w:t xml:space="preserve">Feature selection consensus ranking for the secondary dataset.</w:t>
+      </w:r>
+    </w:p>
+    <w:bookmarkEnd w:id="56"/>
+    <w:bookmarkStart w:id="60" w:name="fig:primary_dist"/>
+    <w:p>
+      <w:pPr>
+        <w:pStyle w:val="CaptionedFigure"/>
+      </w:pPr>
+      <w:r>
+        <w:drawing>
+          <wp:inline>
+            <wp:extent cx="5334000" cy="2642293"/>
+            <wp:effectExtent b="0" l="0" r="0" t="0"/>
+            <wp:docPr descr="Feature distributions of the primary (semi-synthetic) crop recommendation dataset." title="" id="58" name="Picture"/>
+            <a:graphic>
+              <a:graphicData uri="http://schemas.openxmlformats.org/drawingml/2006/picture">
+                <pic:pic>
+                  <pic:nvPicPr>
+                    <pic:cNvPr descr="01_primary_distributions.png" id="59" name="Picture"/>
+                    <pic:cNvPicPr>
+                      <a:picLocks noChangeArrowheads="1" noChangeAspect="1"/>
+                    </pic:cNvPicPr>
+                  </pic:nvPicPr>
+                  <pic:blipFill>
+                    <a:blip r:embed="rId57"/>
                     <a:stretch>
                       <a:fillRect/>
                     </a:stretch>
@@ -5599,8 +5716,8 @@
         <w:t xml:space="preserve">Feature distributions of the primary (semi-synthetic) crop recommendation dataset.</w:t>
       </w:r>
     </w:p>
-    <w:bookmarkEnd w:id="51"/>
-    <w:bookmarkStart w:id="55" w:name="fig:secondary_dist"/>
+    <w:bookmarkEnd w:id="60"/>
+    <w:bookmarkStart w:id="64" w:name="fig:secondary_dist"/>
     <w:p>
       <w:pPr>
         <w:pStyle w:val="CaptionedFigure"/>
@@ -5610,18 +5727,18 @@
           <wp:inline>
             <wp:extent cx="5334000" cy="3359351"/>
             <wp:effectExtent b="0" l="0" r="0" t="0"/>
-            <wp:docPr descr="Feature distributions of the secondary (real) soil fertility dataset." title="" id="53" name="Picture"/>
+            <wp:docPr descr="Feature distributions of the secondary (real) soil fertility dataset." title="" id="62" name="Picture"/>
             <a:graphic>
               <a:graphicData uri="http://schemas.openxmlformats.org/drawingml/2006/picture">
                 <pic:pic>
                   <pic:nvPicPr>
-                    <pic:cNvPr descr="02_secondary_distributions.png" id="54" name="Picture"/>
+                    <pic:cNvPr descr="02_secondary_distributions.png" id="63" name="Picture"/>
                     <pic:cNvPicPr>
                       <a:picLocks noChangeArrowheads="1" noChangeAspect="1"/>
                     </pic:cNvPicPr>
                   </pic:nvPicPr>
                   <pic:blipFill>
-                    <a:blip r:embed="rId52"/>
+                    <a:blip r:embed="rId61"/>
                     <a:stretch>
                       <a:fillRect/>
                     </a:stretch>
@@ -5656,10 +5773,124 @@
         <w:t xml:space="preserve">Feature distributions of the secondary (real) soil fertility dataset.</w:t>
       </w:r>
     </w:p>
-    <w:bookmarkEnd w:id="55"/>
-    <w:bookmarkEnd w:id="56"/>
-    <w:bookmarkEnd w:id="57"/>
-    <w:bookmarkStart w:id="62" w:name="X7a20b1ee25f83f865335e43a6614171b74aba36"/>
+    <w:bookmarkEnd w:id="64"/>
+    <w:bookmarkStart w:id="68" w:name="fig:secondary_corr"/>
+    <w:p>
+      <w:pPr>
+        <w:pStyle w:val="CaptionedFigure"/>
+      </w:pPr>
+      <w:r>
+        <w:drawing>
+          <wp:inline>
+            <wp:extent cx="5334000" cy="4711553"/>
+            <wp:effectExtent b="0" l="0" r="0" t="0"/>
+            <wp:docPr descr="Feature correlation heatmap of the secondary dataset." title="" id="66" name="Picture"/>
+            <a:graphic>
+              <a:graphicData uri="http://schemas.openxmlformats.org/drawingml/2006/picture">
+                <pic:pic>
+                  <pic:nvPicPr>
+                    <pic:cNvPr descr="04_secondary_correlation.png" id="67" name="Picture"/>
+                    <pic:cNvPicPr>
+                      <a:picLocks noChangeArrowheads="1" noChangeAspect="1"/>
+                    </pic:cNvPicPr>
+                  </pic:nvPicPr>
+                  <pic:blipFill>
+                    <a:blip r:embed="rId65"/>
+                    <a:stretch>
+                      <a:fillRect/>
+                    </a:stretch>
+                  </pic:blipFill>
+                  <pic:spPr bwMode="auto">
+                    <a:xfrm>
+                      <a:off x="0" y="0"/>
+                      <a:ext cx="5334000" cy="4711553"/>
+                    </a:xfrm>
+                    <a:prstGeom prst="rect">
+                      <a:avLst/>
+                    </a:prstGeom>
+                    <a:noFill/>
+                    <a:ln w="9525">
+                      <a:noFill/>
+                      <a:headEnd/>
+                      <a:tailEnd/>
+                    </a:ln>
+                  </pic:spPr>
+                </pic:pic>
+              </a:graphicData>
+            </a:graphic>
+          </wp:inline>
+        </w:drawing>
+      </w:r>
+    </w:p>
+    <w:p>
+      <w:pPr>
+        <w:pStyle w:val="ImageCaption"/>
+      </w:pPr>
+      <w:r>
+        <w:t xml:space="preserve">Feature correlation heatmap of the secondary dataset.</w:t>
+      </w:r>
+    </w:p>
+    <w:bookmarkEnd w:id="68"/>
+    <w:bookmarkStart w:id="72" w:name="fig:class_dist"/>
+    <w:p>
+      <w:pPr>
+        <w:pStyle w:val="CaptionedFigure"/>
+      </w:pPr>
+      <w:r>
+        <w:drawing>
+          <wp:inline>
+            <wp:extent cx="5334000" cy="1651884"/>
+            <wp:effectExtent b="0" l="0" r="0" t="0"/>
+            <wp:docPr descr="Class distribution comparison across both datasets." title="" id="70" name="Picture"/>
+            <a:graphic>
+              <a:graphicData uri="http://schemas.openxmlformats.org/drawingml/2006/picture">
+                <pic:pic>
+                  <pic:nvPicPr>
+                    <pic:cNvPr descr="05_class_distributions.png" id="71" name="Picture"/>
+                    <pic:cNvPicPr>
+                      <a:picLocks noChangeArrowheads="1" noChangeAspect="1"/>
+                    </pic:cNvPicPr>
+                  </pic:nvPicPr>
+                  <pic:blipFill>
+                    <a:blip r:embed="rId69"/>
+                    <a:stretch>
+                      <a:fillRect/>
+                    </a:stretch>
+                  </pic:blipFill>
+                  <pic:spPr bwMode="auto">
+                    <a:xfrm>
+                      <a:off x="0" y="0"/>
+                      <a:ext cx="5334000" cy="1651884"/>
+                    </a:xfrm>
+                    <a:prstGeom prst="rect">
+                      <a:avLst/>
+                    </a:prstGeom>
+                    <a:noFill/>
+                    <a:ln w="9525">
+                      <a:noFill/>
+                      <a:headEnd/>
+                      <a:tailEnd/>
+                    </a:ln>
+                  </pic:spPr>
+                </pic:pic>
+              </a:graphicData>
+            </a:graphic>
+          </wp:inline>
+        </w:drawing>
+      </w:r>
+    </w:p>
+    <w:p>
+      <w:pPr>
+        <w:pStyle w:val="ImageCaption"/>
+      </w:pPr>
+      <w:r>
+        <w:t xml:space="preserve">Class distribution comparison across both datasets.</w:t>
+      </w:r>
+    </w:p>
+    <w:bookmarkEnd w:id="72"/>
+    <w:bookmarkEnd w:id="73"/>
+    <w:bookmarkEnd w:id="74"/>
+    <w:bookmarkStart w:id="79" w:name="X7a20b1ee25f83f865335e43a6614171b74aba36"/>
     <w:p>
       <w:pPr>
         <w:pStyle w:val="Heading2"/>
@@ -6723,7 +6954,7 @@
         </w:tc>
       </w:tr>
     </w:tbl>
-    <w:bookmarkStart w:id="61" w:name="fig:cv"/>
+    <w:bookmarkStart w:id="78" w:name="fig:cv"/>
     <w:p>
       <w:pPr>
         <w:pStyle w:val="CaptionedFigure"/>
@@ -6733,18 +6964,18 @@
           <wp:inline>
             <wp:extent cx="5334000" cy="2114014"/>
             <wp:effectExtent b="0" l="0" r="0" t="0"/>
-            <wp:docPr descr="Cross-validation comparison across classifiers on both datasets." title="" id="59" name="Picture"/>
+            <wp:docPr descr="Cross-validation comparison across classifiers on both datasets." title="" id="76" name="Picture"/>
             <a:graphic>
               <a:graphicData uri="http://schemas.openxmlformats.org/drawingml/2006/picture">
                 <pic:pic>
                   <pic:nvPicPr>
-                    <pic:cNvPr descr="10_cv_comparison.png" id="60" name="Picture"/>
+                    <pic:cNvPr descr="10_cv_comparison.png" id="77" name="Picture"/>
                     <pic:cNvPicPr>
                       <a:picLocks noChangeArrowheads="1" noChangeAspect="1"/>
                     </pic:cNvPicPr>
                   </pic:nvPicPr>
                   <pic:blipFill>
-                    <a:blip r:embed="rId58"/>
+                    <a:blip r:embed="rId75"/>
                     <a:stretch>
                       <a:fillRect/>
                     </a:stretch>
@@ -6779,9 +7010,9 @@
         <w:t xml:space="preserve">Cross-validation comparison across classifiers on both datasets.</w:t>
       </w:r>
     </w:p>
-    <w:bookmarkEnd w:id="61"/>
-    <w:bookmarkEnd w:id="62"/>
-    <w:bookmarkStart w:id="63" w:name="X851d27663a7538d7f766c6bc4e2b2cb44b81e95"/>
+    <w:bookmarkEnd w:id="78"/>
+    <w:bookmarkEnd w:id="79"/>
+    <w:bookmarkStart w:id="80" w:name="X851d27663a7538d7f766c6bc4e2b2cb44b81e95"/>
     <w:p>
       <w:pPr>
         <w:pStyle w:val="Heading2"/>
@@ -7926,8 +8157,8 @@
         <w:t xml:space="preserve">applied, LightGBM achieves 90.34% — competitive with XGBoost.</w:t>
       </w:r>
     </w:p>
-    <w:bookmarkEnd w:id="63"/>
-    <w:bookmarkStart w:id="64" w:name="feature-subset-ablation"/>
+    <w:bookmarkEnd w:id="80"/>
+    <w:bookmarkStart w:id="81" w:name="feature-subset-ablation"/>
     <w:p>
       <w:pPr>
         <w:pStyle w:val="Heading2"/>
@@ -8255,8 +8486,8 @@
         <w:t xml:space="preserve">with minimal accuracy loss.</w:t>
       </w:r>
     </w:p>
-    <w:bookmarkEnd w:id="64"/>
-    <w:bookmarkStart w:id="69" w:name="sensor-degradation-robustness"/>
+    <w:bookmarkEnd w:id="81"/>
+    <w:bookmarkStart w:id="90" w:name="sensor-degradation-robustness"/>
     <w:p>
       <w:pPr>
         <w:pStyle w:val="Heading2"/>
@@ -8690,44 +8921,10 @@
         <w:pStyle w:val="BodyText"/>
       </w:pPr>
       <w:r>
-        <w:t xml:space="preserve">Performance degrades monotonically under sensor drift (Figure 5). The compounding effect of directional drift across correlated sensors explains the non-linear collapse.</w:t>
-      </w:r>
-    </w:p>
-    <w:p>
-      <w:pPr>
-        <w:pStyle w:val="BodyText"/>
-      </w:pPr>
-      <w:r>
-        <w:rPr>
-          <w:b/>
-          <w:bCs/>
-        </w:rPr>
-        <w:t xml:space="preserve">Practical recalibration guidance:</w:t>
-      </w:r>
-      <w:r>
-        <w:t xml:space="preserve"> </w:t>
-      </w:r>
-      <w:r>
-        <w:t xml:space="preserve">Weekly sensor recalibration maintains &gt;94% accuracy; monthly recalibration is insufficient (70.41%). The steep degradation curve means that</w:t>
-      </w:r>
-      <w:r>
-        <w:t xml:space="preserve"> </w:t>
-      </w:r>
-      <w:r>
-        <w:rPr>
-          <w:b/>
-          <w:bCs/>
-        </w:rPr>
-        <w:t xml:space="preserve">weekly recalibration is mandatory</w:t>
-      </w:r>
-      <w:r>
-        <w:t xml:space="preserve"> </w:t>
-      </w:r>
-      <w:r>
-        <w:t xml:space="preserve">for deployment reliability.</w:t>
-      </w:r>
-    </w:p>
-    <w:bookmarkStart w:id="68" w:name="fig:robustness"/>
+        <w:t xml:space="preserve">Performance degrades monotonically under sensor drift (Figure 9). The compounding effect of directional drift across correlated sensors explains the non-linear collapse.</w:t>
+      </w:r>
+    </w:p>
+    <w:bookmarkStart w:id="85" w:name="fig:degradation_comp"/>
     <w:p>
       <w:pPr>
         <w:pStyle w:val="CaptionedFigure"/>
@@ -8735,20 +8932,111 @@
       <w:r>
         <w:drawing>
           <wp:inline>
-            <wp:extent cx="5334000" cy="1766789"/>
+            <wp:extent cx="5334000" cy="1763016"/>
             <wp:effectExtent b="0" l="0" r="0" t="0"/>
-            <wp:docPr descr="Sensor degradation robustness: accuracy under mild (7-day), moderate (30-day), and severe (90-day) monotonic drift." title="" id="66" name="Picture"/>
+            <wp:docPr descr="Degradation comparison across sensor types and deployment durations." title="" id="83" name="Picture"/>
             <a:graphic>
               <a:graphicData uri="http://schemas.openxmlformats.org/drawingml/2006/picture">
                 <pic:pic>
                   <pic:nvPicPr>
-                    <pic:cNvPr descr="12_robustness.png" id="67" name="Picture"/>
+                    <pic:cNvPr descr="06_degradation_comparison.png" id="84" name="Picture"/>
                     <pic:cNvPicPr>
                       <a:picLocks noChangeArrowheads="1" noChangeAspect="1"/>
                     </pic:cNvPicPr>
                   </pic:nvPicPr>
                   <pic:blipFill>
-                    <a:blip r:embed="rId65"/>
+                    <a:blip r:embed="rId82"/>
+                    <a:stretch>
+                      <a:fillRect/>
+                    </a:stretch>
+                  </pic:blipFill>
+                  <pic:spPr bwMode="auto">
+                    <a:xfrm>
+                      <a:off x="0" y="0"/>
+                      <a:ext cx="5334000" cy="1763016"/>
+                    </a:xfrm>
+                    <a:prstGeom prst="rect">
+                      <a:avLst/>
+                    </a:prstGeom>
+                    <a:noFill/>
+                    <a:ln w="9525">
+                      <a:noFill/>
+                      <a:headEnd/>
+                      <a:tailEnd/>
+                    </a:ln>
+                  </pic:spPr>
+                </pic:pic>
+              </a:graphicData>
+            </a:graphic>
+          </wp:inline>
+        </w:drawing>
+      </w:r>
+    </w:p>
+    <w:p>
+      <w:pPr>
+        <w:pStyle w:val="ImageCaption"/>
+      </w:pPr>
+      <w:r>
+        <w:t xml:space="preserve">Degradation comparison across sensor types and deployment durations.</w:t>
+      </w:r>
+    </w:p>
+    <w:bookmarkEnd w:id="85"/>
+    <w:p>
+      <w:pPr>
+        <w:pStyle w:val="BodyText"/>
+      </w:pPr>
+      <w:r>
+        <w:rPr>
+          <w:b/>
+          <w:bCs/>
+        </w:rPr>
+        <w:t xml:space="preserve">Practical recalibration guidance:</w:t>
+      </w:r>
+      <w:r>
+        <w:t xml:space="preserve"> </w:t>
+      </w:r>
+      <w:r>
+        <w:t xml:space="preserve">Weekly sensor recalibration maintains &gt;94% accuracy; monthly recalibration is insufficient (70.41%). The steep degradation curve means that</w:t>
+      </w:r>
+      <w:r>
+        <w:t xml:space="preserve"> </w:t>
+      </w:r>
+      <w:r>
+        <w:rPr>
+          <w:b/>
+          <w:bCs/>
+        </w:rPr>
+        <w:t xml:space="preserve">weekly recalibration is mandatory</w:t>
+      </w:r>
+      <w:r>
+        <w:t xml:space="preserve"> </w:t>
+      </w:r>
+      <w:r>
+        <w:t xml:space="preserve">for deployment reliability.</w:t>
+      </w:r>
+    </w:p>
+    <w:bookmarkStart w:id="89" w:name="fig:robustness"/>
+    <w:p>
+      <w:pPr>
+        <w:pStyle w:val="CaptionedFigure"/>
+      </w:pPr>
+      <w:r>
+        <w:drawing>
+          <wp:inline>
+            <wp:extent cx="5334000" cy="1766789"/>
+            <wp:effectExtent b="0" l="0" r="0" t="0"/>
+            <wp:docPr descr="Sensor degradation robustness: accuracy under mild (7-day), moderate (30-day), and severe (90-day) monotonic drift." title="" id="87" name="Picture"/>
+            <a:graphic>
+              <a:graphicData uri="http://schemas.openxmlformats.org/drawingml/2006/picture">
+                <pic:pic>
+                  <pic:nvPicPr>
+                    <pic:cNvPr descr="12_robustness.png" id="88" name="Picture"/>
+                    <pic:cNvPicPr>
+                      <a:picLocks noChangeArrowheads="1" noChangeAspect="1"/>
+                    </pic:cNvPicPr>
+                  </pic:nvPicPr>
+                  <pic:blipFill>
+                    <a:blip r:embed="rId86"/>
                     <a:stretch>
                       <a:fillRect/>
                     </a:stretch>
@@ -8783,9 +9071,9 @@
         <w:t xml:space="preserve">Sensor degradation robustness: accuracy under mild (7-day), moderate (30-day), and severe (90-day) monotonic drift.</w:t>
       </w:r>
     </w:p>
-    <w:bookmarkEnd w:id="68"/>
-    <w:bookmarkEnd w:id="69"/>
-    <w:bookmarkStart w:id="74" w:name="shap-explainability-analysis"/>
+    <w:bookmarkEnd w:id="89"/>
+    <w:bookmarkEnd w:id="90"/>
+    <w:bookmarkStart w:id="99" w:name="shap-explainability-analysis"/>
     <w:p>
       <w:pPr>
         <w:pStyle w:val="Heading2"/>
@@ -9269,7 +9557,7 @@
         <w:t xml:space="preserve">.</w:t>
       </w:r>
     </w:p>
-    <w:bookmarkStart w:id="73" w:name="fig:shap"/>
+    <w:bookmarkStart w:id="94" w:name="fig:shap_rf"/>
     <w:p>
       <w:pPr>
         <w:pStyle w:val="CaptionedFigure"/>
@@ -9279,18 +9567,18 @@
           <wp:inline>
             <wp:extent cx="5334000" cy="3148529"/>
             <wp:effectExtent b="0" l="0" r="0" t="0"/>
-            <wp:docPr descr="SHAP feature importance for the Random Forest classifier on the primary dataset." title="" id="71" name="Picture"/>
+            <wp:docPr descr="SHAP feature importance for the Random Forest classifier on the primary dataset." title="" id="92" name="Picture"/>
             <a:graphic>
               <a:graphicData uri="http://schemas.openxmlformats.org/drawingml/2006/picture">
                 <pic:pic>
                   <pic:nvPicPr>
-                    <pic:cNvPr descr="11_shap_RandomForest.png" id="72" name="Picture"/>
+                    <pic:cNvPr descr="11_shap_RandomForest.png" id="93" name="Picture"/>
                     <pic:cNvPicPr>
                       <a:picLocks noChangeArrowheads="1" noChangeAspect="1"/>
                     </pic:cNvPicPr>
                   </pic:nvPicPr>
                   <pic:blipFill>
-                    <a:blip r:embed="rId70"/>
+                    <a:blip r:embed="rId91"/>
                     <a:stretch>
                       <a:fillRect/>
                     </a:stretch>
@@ -9325,9 +9613,66 @@
         <w:t xml:space="preserve">SHAP feature importance for the Random Forest classifier on the primary dataset.</w:t>
       </w:r>
     </w:p>
-    <w:bookmarkEnd w:id="73"/>
-    <w:bookmarkEnd w:id="74"/>
-    <w:bookmarkStart w:id="79" w:name="cross-dataset-feature-consistency"/>
+    <w:bookmarkEnd w:id="94"/>
+    <w:bookmarkStart w:id="98" w:name="fig:shap_nb"/>
+    <w:p>
+      <w:pPr>
+        <w:pStyle w:val="CaptionedFigure"/>
+      </w:pPr>
+      <w:r>
+        <w:drawing>
+          <wp:inline>
+            <wp:extent cx="5334000" cy="3148529"/>
+            <wp:effectExtent b="0" l="0" r="0" t="0"/>
+            <wp:docPr descr="SHAP feature importance for the GaussianNB classifier on the primary dataset." title="" id="96" name="Picture"/>
+            <a:graphic>
+              <a:graphicData uri="http://schemas.openxmlformats.org/drawingml/2006/picture">
+                <pic:pic>
+                  <pic:nvPicPr>
+                    <pic:cNvPr descr="11_shap_GaussianNB.png" id="97" name="Picture"/>
+                    <pic:cNvPicPr>
+                      <a:picLocks noChangeArrowheads="1" noChangeAspect="1"/>
+                    </pic:cNvPicPr>
+                  </pic:nvPicPr>
+                  <pic:blipFill>
+                    <a:blip r:embed="rId95"/>
+                    <a:stretch>
+                      <a:fillRect/>
+                    </a:stretch>
+                  </pic:blipFill>
+                  <pic:spPr bwMode="auto">
+                    <a:xfrm>
+                      <a:off x="0" y="0"/>
+                      <a:ext cx="5334000" cy="3148529"/>
+                    </a:xfrm>
+                    <a:prstGeom prst="rect">
+                      <a:avLst/>
+                    </a:prstGeom>
+                    <a:noFill/>
+                    <a:ln w="9525">
+                      <a:noFill/>
+                      <a:headEnd/>
+                      <a:tailEnd/>
+                    </a:ln>
+                  </pic:spPr>
+                </pic:pic>
+              </a:graphicData>
+            </a:graphic>
+          </wp:inline>
+        </w:drawing>
+      </w:r>
+    </w:p>
+    <w:p>
+      <w:pPr>
+        <w:pStyle w:val="ImageCaption"/>
+      </w:pPr>
+      <w:r>
+        <w:t xml:space="preserve">SHAP feature importance for the GaussianNB classifier on the primary dataset.</w:t>
+      </w:r>
+    </w:p>
+    <w:bookmarkEnd w:id="98"/>
+    <w:bookmarkEnd w:id="99"/>
+    <w:bookmarkStart w:id="104" w:name="cross-dataset-feature-consistency"/>
     <w:p>
       <w:pPr>
         <w:pStyle w:val="Heading2"/>
@@ -9843,7 +10188,7 @@
         <w:t xml:space="preserve">(0.293). This divergence underscores that feature importance should not be generalised from a single dataset.</w:t>
       </w:r>
     </w:p>
-    <w:bookmarkStart w:id="78" w:name="fig:cross_dataset"/>
+    <w:bookmarkStart w:id="103" w:name="fig:cross_dataset"/>
     <w:p>
       <w:pPr>
         <w:pStyle w:val="CaptionedFigure"/>
@@ -9853,18 +10198,18 @@
           <wp:inline>
             <wp:extent cx="5334000" cy="3789201"/>
             <wp:effectExtent b="0" l="0" r="0" t="0"/>
-            <wp:docPr descr="Cross-dataset feature comparison for shared features (N, P, K)." title="" id="76" name="Picture"/>
+            <wp:docPr descr="Cross-dataset feature comparison for shared features (N, P, K)." title="" id="101" name="Picture"/>
             <a:graphic>
               <a:graphicData uri="http://schemas.openxmlformats.org/drawingml/2006/picture">
                 <pic:pic>
                   <pic:nvPicPr>
-                    <pic:cNvPr descr="07_shared_features_comparison.png" id="77" name="Picture"/>
+                    <pic:cNvPr descr="07_shared_features_comparison.png" id="102" name="Picture"/>
                     <pic:cNvPicPr>
                       <a:picLocks noChangeArrowheads="1" noChangeAspect="1"/>
                     </pic:cNvPicPr>
                   </pic:nvPicPr>
                   <pic:blipFill>
-                    <a:blip r:embed="rId75"/>
+                    <a:blip r:embed="rId100"/>
                     <a:stretch>
                       <a:fillRect/>
                     </a:stretch>
@@ -9899,10 +10244,10 @@
         <w:t xml:space="preserve">Cross-dataset feature comparison for shared features (N, P, K).</w:t>
       </w:r>
     </w:p>
-    <w:bookmarkEnd w:id="78"/>
-    <w:bookmarkEnd w:id="79"/>
-    <w:bookmarkEnd w:id="80"/>
-    <w:bookmarkStart w:id="90" w:name="discussion"/>
+    <w:bookmarkEnd w:id="103"/>
+    <w:bookmarkEnd w:id="104"/>
+    <w:bookmarkEnd w:id="105"/>
+    <w:bookmarkStart w:id="119" w:name="discussion"/>
     <w:p>
       <w:pPr>
         <w:pStyle w:val="Heading1"/>
@@ -9920,7 +10265,7 @@
         <w:t xml:space="preserve">Discussion</w:t>
       </w:r>
     </w:p>
-    <w:bookmarkStart w:id="81" w:name="X91134634362f01e25bf5899beecbff910f774b4"/>
+    <w:bookmarkStart w:id="106" w:name="X91134634362f01e25bf5899beecbff910f774b4"/>
     <w:p>
       <w:pPr>
         <w:pStyle w:val="Heading2"/>
@@ -10020,8 +10365,8 @@
         <w:t xml:space="preserve">RF’s random feature subsampling decorrelates trees and reduces overfitting to the majority class’s feature distribution.</w:t>
       </w:r>
     </w:p>
-    <w:bookmarkEnd w:id="81"/>
-    <w:bookmarkStart w:id="86" w:name="calibration-and-decision-reliability"/>
+    <w:bookmarkEnd w:id="106"/>
+    <w:bookmarkStart w:id="115" w:name="calibration-and-decision-reliability"/>
     <w:p>
       <w:pPr>
         <w:pStyle w:val="Heading2"/>
@@ -10047,7 +10392,7 @@
         <w:t xml:space="preserve">For agricultural deployment, classification accuracy alone is insufficient. Our calibration analysis reveals that Random Forest is moderately well-calibrated (ECE = 0.0430) but tends toward overconfidence. LightGBM achieves the best calibration (ECE = 0.0068), making it preferred when probability estimates are critical. GaussianNB is poorly calibrated despite high accuracy, producing near-0/1 posteriors.</w:t>
       </w:r>
     </w:p>
-    <w:bookmarkStart w:id="85" w:name="fig:calibration"/>
+    <w:bookmarkStart w:id="110" w:name="fig:calibration"/>
     <w:p>
       <w:pPr>
         <w:pStyle w:val="CaptionedFigure"/>
@@ -10057,18 +10402,18 @@
           <wp:inline>
             <wp:extent cx="5334000" cy="1467174"/>
             <wp:effectExtent b="0" l="0" r="0" t="0"/>
-            <wp:docPr descr="Calibration curves for the proposed Random Forest classifier." title="" id="83" name="Picture"/>
+            <wp:docPr descr="Calibration curves for the proposed Random Forest classifier." title="" id="108" name="Picture"/>
             <a:graphic>
               <a:graphicData uri="http://schemas.openxmlformats.org/drawingml/2006/picture">
                 <pic:pic>
                   <pic:nvPicPr>
-                    <pic:cNvPr descr="13_calibration.png" id="84" name="Picture"/>
+                    <pic:cNvPr descr="13_calibration.png" id="109" name="Picture"/>
                     <pic:cNvPicPr>
                       <a:picLocks noChangeArrowheads="1" noChangeAspect="1"/>
                     </pic:cNvPicPr>
                   </pic:nvPicPr>
                   <pic:blipFill>
-                    <a:blip r:embed="rId82"/>
+                    <a:blip r:embed="rId107"/>
                     <a:stretch>
                       <a:fillRect/>
                     </a:stretch>
@@ -10103,9 +10448,66 @@
         <w:t xml:space="preserve">Calibration curves for the proposed Random Forest classifier.</w:t>
       </w:r>
     </w:p>
-    <w:bookmarkEnd w:id="85"/>
-    <w:bookmarkEnd w:id="86"/>
-    <w:bookmarkStart w:id="87" w:name="practical-deployment-guidance"/>
+    <w:bookmarkEnd w:id="110"/>
+    <w:bookmarkStart w:id="114" w:name="fig:perclass"/>
+    <w:p>
+      <w:pPr>
+        <w:pStyle w:val="CaptionedFigure"/>
+      </w:pPr>
+      <w:r>
+        <w:drawing>
+          <wp:inline>
+            <wp:extent cx="5334000" cy="4120644"/>
+            <wp:effectExtent b="0" l="0" r="0" t="0"/>
+            <wp:docPr descr="Per-class F1 score heatmap across all classifiers and datasets." title="" id="112" name="Picture"/>
+            <a:graphic>
+              <a:graphicData uri="http://schemas.openxmlformats.org/drawingml/2006/picture">
+                <pic:pic>
+                  <pic:nvPicPr>
+                    <pic:cNvPr descr="14_per_class_heatmap.png" id="113" name="Picture"/>
+                    <pic:cNvPicPr>
+                      <a:picLocks noChangeArrowheads="1" noChangeAspect="1"/>
+                    </pic:cNvPicPr>
+                  </pic:nvPicPr>
+                  <pic:blipFill>
+                    <a:blip r:embed="rId111"/>
+                    <a:stretch>
+                      <a:fillRect/>
+                    </a:stretch>
+                  </pic:blipFill>
+                  <pic:spPr bwMode="auto">
+                    <a:xfrm>
+                      <a:off x="0" y="0"/>
+                      <a:ext cx="5334000" cy="4120644"/>
+                    </a:xfrm>
+                    <a:prstGeom prst="rect">
+                      <a:avLst/>
+                    </a:prstGeom>
+                    <a:noFill/>
+                    <a:ln w="9525">
+                      <a:noFill/>
+                      <a:headEnd/>
+                      <a:tailEnd/>
+                    </a:ln>
+                  </pic:spPr>
+                </pic:pic>
+              </a:graphicData>
+            </a:graphic>
+          </wp:inline>
+        </w:drawing>
+      </w:r>
+    </w:p>
+    <w:p>
+      <w:pPr>
+        <w:pStyle w:val="ImageCaption"/>
+      </w:pPr>
+      <w:r>
+        <w:t xml:space="preserve">Per-class F1 score heatmap across all classifiers and datasets.</w:t>
+      </w:r>
+    </w:p>
+    <w:bookmarkEnd w:id="114"/>
+    <w:bookmarkEnd w:id="115"/>
+    <w:bookmarkStart w:id="116" w:name="practical-deployment-guidance"/>
     <w:p>
       <w:pPr>
         <w:pStyle w:val="Heading2"/>
@@ -10421,8 +10823,8 @@
         </w:tc>
       </w:tr>
     </w:tbl>
-    <w:bookmarkEnd w:id="87"/>
-    <w:bookmarkStart w:id="88" w:name="limitations"/>
+    <w:bookmarkEnd w:id="116"/>
+    <w:bookmarkStart w:id="117" w:name="limitations"/>
     <w:p>
       <w:pPr>
         <w:pStyle w:val="Heading2"/>
@@ -10528,8 +10930,8 @@
         <w:t xml:space="preserve">Current analysis provides global feature importance. Per-class SHAP breakdowns would provide deeper agronomic insight.</w:t>
       </w:r>
     </w:p>
-    <w:bookmarkEnd w:id="88"/>
-    <w:bookmarkStart w:id="89" w:name="future-work"/>
+    <w:bookmarkEnd w:id="117"/>
+    <w:bookmarkStart w:id="118" w:name="future-work"/>
     <w:p>
       <w:pPr>
         <w:pStyle w:val="Heading2"/>
@@ -10607,9 +11009,9 @@
         <w:t xml:space="preserve">Per-class SHAP analysis for misclassified samples to identify agronomic edge cases.</w:t>
       </w:r>
     </w:p>
-    <w:bookmarkEnd w:id="89"/>
-    <w:bookmarkEnd w:id="90"/>
-    <w:bookmarkStart w:id="91" w:name="conclusion"/>
+    <w:bookmarkEnd w:id="118"/>
+    <w:bookmarkEnd w:id="119"/>
+    <w:bookmarkStart w:id="120" w:name="conclusion"/>
     <w:p>
       <w:pPr>
         <w:pStyle w:val="Heading1"/>
@@ -10909,8 +11311,8 @@
         <w:t xml:space="preserve">These findings provide actionable guidance for deploying ML-based crop recommendation in precision agriculture, from sensor selection and feature engineering to classifier choice and maintenance scheduling.</w:t>
       </w:r>
     </w:p>
-    <w:bookmarkEnd w:id="91"/>
-    <w:bookmarkStart w:id="122" w:name="references"/>
+    <w:bookmarkEnd w:id="120"/>
+    <w:bookmarkStart w:id="151" w:name="references"/>
     <w:p>
       <w:pPr>
         <w:pStyle w:val="Heading1"/>
@@ -10919,8 +11321,8 @@
         <w:t xml:space="preserve">References</w:t>
       </w:r>
     </w:p>
-    <w:bookmarkStart w:id="121" w:name="refs"/>
-    <w:bookmarkStart w:id="93" w:name="ref-WorldBank2023"/>
+    <w:bookmarkStart w:id="150" w:name="refs"/>
+    <w:bookmarkStart w:id="122" w:name="ref-WorldBank2023"/>
     <w:p>
       <w:pPr>
         <w:pStyle w:val="Bibliography"/>
@@ -10952,7 +11354,7 @@
       <w:r>
         <w:t xml:space="preserve"> </w:t>
       </w:r>
-      <w:hyperlink r:id="rId92">
+      <w:hyperlink r:id="rId121">
         <w:r>
           <w:rPr>
             <w:rStyle w:val="Hyperlink"/>
@@ -10961,8 +11363,8 @@
         </w:r>
       </w:hyperlink>
     </w:p>
-    <w:bookmarkEnd w:id="93"/>
-    <w:bookmarkStart w:id="95" w:name="ref-Kapoor2023"/>
+    <w:bookmarkEnd w:id="122"/>
+    <w:bookmarkStart w:id="124" w:name="ref-Kapoor2023"/>
     <w:p>
       <w:pPr>
         <w:pStyle w:val="Bibliography"/>
@@ -11001,7 +11403,7 @@
       <w:r>
         <w:t xml:space="preserve"> </w:t>
       </w:r>
-      <w:hyperlink r:id="rId94">
+      <w:hyperlink r:id="rId123">
         <w:r>
           <w:rPr>
             <w:rStyle w:val="Hyperlink"/>
@@ -11013,8 +11415,8 @@
         <w:t xml:space="preserve">.</w:t>
       </w:r>
     </w:p>
-    <w:bookmarkEnd w:id="95"/>
-    <w:bookmarkStart w:id="97" w:name="ref-Liakos2018"/>
+    <w:bookmarkEnd w:id="124"/>
+    <w:bookmarkStart w:id="126" w:name="ref-Liakos2018"/>
     <w:p>
       <w:pPr>
         <w:pStyle w:val="Bibliography"/>
@@ -11053,7 +11455,7 @@
       <w:r>
         <w:t xml:space="preserve"> </w:t>
       </w:r>
-      <w:hyperlink r:id="rId96">
+      <w:hyperlink r:id="rId125">
         <w:r>
           <w:rPr>
             <w:rStyle w:val="Hyperlink"/>
@@ -11065,8 +11467,8 @@
         <w:t xml:space="preserve">.</w:t>
       </w:r>
     </w:p>
-    <w:bookmarkEnd w:id="97"/>
-    <w:bookmarkStart w:id="99" w:name="ref-Shah2022"/>
+    <w:bookmarkEnd w:id="126"/>
+    <w:bookmarkStart w:id="128" w:name="ref-Shah2022"/>
     <w:p>
       <w:pPr>
         <w:pStyle w:val="Bibliography"/>
@@ -11105,7 +11507,7 @@
       <w:r>
         <w:t xml:space="preserve"> </w:t>
       </w:r>
-      <w:hyperlink r:id="rId98">
+      <w:hyperlink r:id="rId127">
         <w:r>
           <w:rPr>
             <w:rStyle w:val="Hyperlink"/>
@@ -11117,8 +11519,8 @@
         <w:t xml:space="preserve">.</w:t>
       </w:r>
     </w:p>
-    <w:bookmarkEnd w:id="99"/>
-    <w:bookmarkStart w:id="101" w:name="ref-Kamilaris2018"/>
+    <w:bookmarkEnd w:id="128"/>
+    <w:bookmarkStart w:id="130" w:name="ref-Kamilaris2018"/>
     <w:p>
       <w:pPr>
         <w:pStyle w:val="Bibliography"/>
@@ -11157,7 +11559,7 @@
       <w:r>
         <w:t xml:space="preserve"> </w:t>
       </w:r>
-      <w:hyperlink r:id="rId100">
+      <w:hyperlink r:id="rId129">
         <w:r>
           <w:rPr>
             <w:rStyle w:val="Hyperlink"/>
@@ -11169,8 +11571,8 @@
         <w:t xml:space="preserve">.</w:t>
       </w:r>
     </w:p>
-    <w:bookmarkEnd w:id="101"/>
-    <w:bookmarkStart w:id="102" w:name="ref-Guyon2003"/>
+    <w:bookmarkEnd w:id="130"/>
+    <w:bookmarkStart w:id="131" w:name="ref-Guyon2003"/>
     <w:p>
       <w:pPr>
         <w:pStyle w:val="Bibliography"/>
@@ -11207,8 +11609,8 @@
         <w:t xml:space="preserve">, vol. 3, pp. 1157–1182, 2003.</w:t>
       </w:r>
     </w:p>
-    <w:bookmarkEnd w:id="102"/>
-    <w:bookmarkStart w:id="104" w:name="ref-Chandrashekar2014"/>
+    <w:bookmarkEnd w:id="131"/>
+    <w:bookmarkStart w:id="133" w:name="ref-Chandrashekar2014"/>
     <w:p>
       <w:pPr>
         <w:pStyle w:val="Bibliography"/>
@@ -11247,7 +11649,7 @@
       <w:r>
         <w:t xml:space="preserve"> </w:t>
       </w:r>
-      <w:hyperlink r:id="rId103">
+      <w:hyperlink r:id="rId132">
         <w:r>
           <w:rPr>
             <w:rStyle w:val="Hyperlink"/>
@@ -11259,8 +11661,8 @@
         <w:t xml:space="preserve">.</w:t>
       </w:r>
     </w:p>
-    <w:bookmarkEnd w:id="104"/>
-    <w:bookmarkStart w:id="106" w:name="ref-Wolfert2017"/>
+    <w:bookmarkEnd w:id="133"/>
+    <w:bookmarkStart w:id="135" w:name="ref-Wolfert2017"/>
     <w:p>
       <w:pPr>
         <w:pStyle w:val="Bibliography"/>
@@ -11299,7 +11701,7 @@
       <w:r>
         <w:t xml:space="preserve"> </w:t>
       </w:r>
-      <w:hyperlink r:id="rId105">
+      <w:hyperlink r:id="rId134">
         <w:r>
           <w:rPr>
             <w:rStyle w:val="Hyperlink"/>
@@ -11311,8 +11713,8 @@
         <w:t xml:space="preserve">.</w:t>
       </w:r>
     </w:p>
-    <w:bookmarkEnd w:id="106"/>
-    <w:bookmarkStart w:id="108" w:name="ref-Rana2019"/>
+    <w:bookmarkEnd w:id="135"/>
+    <w:bookmarkStart w:id="137" w:name="ref-Rana2019"/>
     <w:p>
       <w:pPr>
         <w:pStyle w:val="Bibliography"/>
@@ -11351,7 +11753,7 @@
       <w:r>
         <w:t xml:space="preserve"> </w:t>
       </w:r>
-      <w:hyperlink r:id="rId107">
+      <w:hyperlink r:id="rId136">
         <w:r>
           <w:rPr>
             <w:rStyle w:val="Hyperlink"/>
@@ -11363,8 +11765,8 @@
         <w:t xml:space="preserve">.</w:t>
       </w:r>
     </w:p>
-    <w:bookmarkEnd w:id="108"/>
-    <w:bookmarkStart w:id="110" w:name="ref-Lobnik2011"/>
+    <w:bookmarkEnd w:id="137"/>
+    <w:bookmarkStart w:id="139" w:name="ref-Lobnik2011"/>
     <w:p>
       <w:pPr>
         <w:pStyle w:val="Bibliography"/>
@@ -11403,7 +11805,7 @@
       <w:r>
         <w:t xml:space="preserve"> </w:t>
       </w:r>
-      <w:hyperlink r:id="rId109">
+      <w:hyperlink r:id="rId138">
         <w:r>
           <w:rPr>
             <w:rStyle w:val="Hyperlink"/>
@@ -11415,8 +11817,8 @@
         <w:t xml:space="preserve">.</w:t>
       </w:r>
     </w:p>
-    <w:bookmarkEnd w:id="110"/>
-    <w:bookmarkStart w:id="111" w:name="ref-Pedregosa2011"/>
+    <w:bookmarkEnd w:id="139"/>
+    <w:bookmarkStart w:id="140" w:name="ref-Pedregosa2011"/>
     <w:p>
       <w:pPr>
         <w:pStyle w:val="Bibliography"/>
@@ -11466,8 +11868,8 @@
         <w:t xml:space="preserve">, vol. 12, pp. 2825–2830, 2011.</w:t>
       </w:r>
     </w:p>
-    <w:bookmarkEnd w:id="111"/>
-    <w:bookmarkStart w:id="113" w:name="ref-Breiman2001"/>
+    <w:bookmarkEnd w:id="140"/>
+    <w:bookmarkStart w:id="142" w:name="ref-Breiman2001"/>
     <w:p>
       <w:pPr>
         <w:pStyle w:val="Bibliography"/>
@@ -11506,7 +11908,7 @@
       <w:r>
         <w:t xml:space="preserve"> </w:t>
       </w:r>
-      <w:hyperlink r:id="rId112">
+      <w:hyperlink r:id="rId141">
         <w:r>
           <w:rPr>
             <w:rStyle w:val="Hyperlink"/>
@@ -11518,8 +11920,8 @@
         <w:t xml:space="preserve">.</w:t>
       </w:r>
     </w:p>
-    <w:bookmarkEnd w:id="113"/>
-    <w:bookmarkStart w:id="114" w:name="ref-Kohavi1995"/>
+    <w:bookmarkEnd w:id="142"/>
+    <w:bookmarkStart w:id="143" w:name="ref-Kohavi1995"/>
     <w:p>
       <w:pPr>
         <w:pStyle w:val="Bibliography"/>
@@ -11562,8 +11964,8 @@
         <w:t xml:space="preserve">, 1995, pp. 1137–1143.</w:t>
       </w:r>
     </w:p>
-    <w:bookmarkEnd w:id="114"/>
-    <w:bookmarkStart w:id="116" w:name="ref-Friedman1937"/>
+    <w:bookmarkEnd w:id="143"/>
+    <w:bookmarkStart w:id="145" w:name="ref-Friedman1937"/>
     <w:p>
       <w:pPr>
         <w:pStyle w:val="Bibliography"/>
@@ -11602,7 +12004,7 @@
       <w:r>
         <w:t xml:space="preserve"> </w:t>
       </w:r>
-      <w:hyperlink r:id="rId115">
+      <w:hyperlink r:id="rId144">
         <w:r>
           <w:rPr>
             <w:rStyle w:val="Hyperlink"/>
@@ -11614,8 +12016,8 @@
         <w:t xml:space="preserve">.</w:t>
       </w:r>
     </w:p>
-    <w:bookmarkEnd w:id="116"/>
-    <w:bookmarkStart w:id="117" w:name="ref-Guo2017"/>
+    <w:bookmarkEnd w:id="145"/>
+    <w:bookmarkStart w:id="146" w:name="ref-Guo2017"/>
     <w:p>
       <w:pPr>
         <w:pStyle w:val="Bibliography"/>
@@ -11658,8 +12060,8 @@
         <w:t xml:space="preserve">, 2017, pp. 1321–1330.</w:t>
       </w:r>
     </w:p>
-    <w:bookmarkEnd w:id="117"/>
-    <w:bookmarkStart w:id="119" w:name="ref-Akiba2019"/>
+    <w:bookmarkEnd w:id="146"/>
+    <w:bookmarkStart w:id="148" w:name="ref-Akiba2019"/>
     <w:p>
       <w:pPr>
         <w:pStyle w:val="Bibliography"/>
@@ -11704,7 +12106,7 @@
       <w:r>
         <w:t xml:space="preserve"> </w:t>
       </w:r>
-      <w:hyperlink r:id="rId118">
+      <w:hyperlink r:id="rId147">
         <w:r>
           <w:rPr>
             <w:rStyle w:val="Hyperlink"/>
@@ -11716,8 +12118,8 @@
         <w:t xml:space="preserve">.</w:t>
       </w:r>
     </w:p>
-    <w:bookmarkEnd w:id="119"/>
-    <w:bookmarkStart w:id="120" w:name="ref-Lundberg2017"/>
+    <w:bookmarkEnd w:id="148"/>
+    <w:bookmarkStart w:id="149" w:name="ref-Lundberg2017"/>
     <w:p>
       <w:pPr>
         <w:pStyle w:val="Bibliography"/>
@@ -11760,9 +12162,9 @@
         <w:t xml:space="preserve">, 2017.</w:t>
       </w:r>
     </w:p>
-    <w:bookmarkEnd w:id="120"/>
-    <w:bookmarkEnd w:id="121"/>
-    <w:bookmarkEnd w:id="122"/>
+    <w:bookmarkEnd w:id="149"/>
+    <w:bookmarkEnd w:id="150"/>
+    <w:bookmarkEnd w:id="151"/>
     <w:sectPr>
       <w:footnotePr>
         <w:numRestart w:val="eachSect"/>
